--- a/exercises/Bài tập tổng hợp 38-39 - Used to, Be used to và Get used to/Đề 1.docx
+++ b/exercises/Bài tập tổng hợp 38-39 - Used to, Be used to và Get used to/Đề 1.docx
@@ -3,604 +3,2788 @@
 <w:document xmlns:w="http://schemas.openxmlformats.org/wordprocessingml/2006/main">
   <w:body>
     <w:p>
-      <w:r>
-        <w:rPr>
+      <w:pPr>
+        <w:spacing w:before="0" w:after="280"/>
+        <w:keepNext/>
+        <w:jc w:val="center"/>
+      </w:pPr>
+      <w:r>
+        <w:rPr>
+          <w:color w:val="000000"/>
           <w:b/>
         </w:rPr>
-        <w:t xml:space="preserve">ĐỀ TỔNG HỢP 38–39 – ĐỀ 1</w:t>
-      </w:r>
-    </w:p>
-    <w:p>
-      <w:r>
-        <w:t xml:space="preserve">USED TO – BE USED TO – GET USED TO</w:t>
-      </w:r>
-    </w:p>
-    <w:p>
-      <w:r>
-        <w:t xml:space="preserve">Họ và tên: __________________________                         Điểm: ________/100</w:t>
-      </w:r>
-    </w:p>
-    <w:p>
-      <w:r>
-        <w:rPr>
+        <w:t>ĐỀ TỔNG HỢP 38–39 – ĐỀ 1</w:t>
+      </w:r>
+    </w:p>
+    <w:p>
+      <w:pPr>
+        <w:spacing w:before="0" w:after="180"/>
+        <w:jc w:val="center"/>
+      </w:pPr>
+      <w:r>
+        <w:rPr>
+          <w:color w:val="000000"/>
           <w:b/>
         </w:rPr>
-        <w:t xml:space="preserve">PHẦN 1. CHỌN ĐÁP ÁN ĐÚNG (10 điểm)</w:t>
-      </w:r>
-    </w:p>
-    <w:p>
-      <w:r>
-        <w:t xml:space="preserve">1. I ___ play outside every day. A used to B am used to C get used to</w:t>
-      </w:r>
-    </w:p>
-    <w:p>
-      <w:r>
-        <w:t xml:space="preserve">2. She is used to ___ early. A wake B waking C woke</w:t>
-      </w:r>
-    </w:p>
-    <w:p>
-      <w:r>
-        <w:t xml:space="preserve">3. He will ___ the cold weather. A used to B get used to C be use to</w:t>
-      </w:r>
-    </w:p>
-    <w:p>
-      <w:r>
-        <w:t xml:space="preserve">4. Did you ___ live here? A used to B use to C using to</w:t>
-      </w:r>
-    </w:p>
-    <w:p>
-      <w:r>
-        <w:t xml:space="preserve">5. We are getting used to ___ English. A speak B spoke C speaking</w:t>
-      </w:r>
-    </w:p>
-    <w:p>
-      <w:r>
-        <w:t xml:space="preserve">6. Lan ___ shy, but now she is confident. A used to be B is used to being C gets used to</w:t>
-      </w:r>
-    </w:p>
-    <w:p>
-      <w:r>
-        <w:t xml:space="preserve">7. They are used to the ___. A noise B noisy C noisily</w:t>
-      </w:r>
-    </w:p>
-    <w:p>
-      <w:r>
-        <w:t xml:space="preserve">8. I did not ___ coffee. A used to drink B use to drink C use to drinking</w:t>
-      </w:r>
-    </w:p>
-    <w:p>
-      <w:r>
-        <w:t xml:space="preserve">9. Nam got used to ___ on the left. A drive B driving C drove</w:t>
-      </w:r>
-    </w:p>
-    <w:p>
-      <w:r>
-        <w:t xml:space="preserve">10. There ___ be a cinema here. A is used to B used to C got used to</w:t>
-      </w:r>
-    </w:p>
-    <w:p>
-      <w:r>
-        <w:rPr>
+        <w:t>USED TO – BE USED TO – GET USED TO</w:t>
+      </w:r>
+    </w:p>
+    <w:p>
+      <w:pPr>
+        <w:spacing w:before="0" w:after="100"/>
+      </w:pPr>
+      <w:r>
+        <w:rPr>
+          <w:color w:val="000000"/>
+        </w:rPr>
+        <w:t>Họ và tên: __________________________                         Điểm: ________/100</w:t>
+      </w:r>
+    </w:p>
+    <w:p>
+      <w:pPr>
+        <w:spacing w:before="0" w:after="100"/>
+      </w:pPr>
+      <w:r>
+        <w:rPr>
+          <w:color w:val="000000"/>
+        </w:rPr>
+        <w:t>Phạm vi kiến thức: Bài 38–39 — used to; be used to; get used to.</w:t>
+      </w:r>
+    </w:p>
+    <w:p>
+      <w:pPr>
+        <w:spacing w:before="0" w:after="100"/>
+      </w:pPr>
+      <w:r>
+        <w:rPr>
+          <w:color w:val="000000"/>
+        </w:rPr>
+        <w:t>Thời gian làm bài dự kiến: 90 phút.</w:t>
+      </w:r>
+    </w:p>
+    <w:p>
+      <w:pPr>
+        <w:spacing w:before="0" w:after="100"/>
+      </w:pPr>
+      <w:r>
+        <w:rPr>
+          <w:color w:val="000000"/>
+        </w:rPr>
+        <w:t>Tổng điểm: 100 điểm.</w:t>
+      </w:r>
+    </w:p>
+    <w:p>
+      <w:pPr>
+        <w:spacing w:before="0" w:after="120"/>
+      </w:pPr>
+      <w:r>
+        <w:rPr>
+          <w:color w:val="000000"/>
+        </w:rPr>
+        <w:t>Hướng dẫn chung: Làm lần lượt từng phần và kiểm tra cách dùng used to, be used to, get used to cùng dạng động từ theo sau trước khi nộp bài.</w:t>
+      </w:r>
+    </w:p>
+    <w:p>
+      <w:pPr>
+        <w:spacing w:before="240" w:after="60"/>
+        <w:keepNext/>
+      </w:pPr>
+      <w:r>
+        <w:rPr>
+          <w:color w:val="000000"/>
           <w:b/>
         </w:rPr>
-        <w:t xml:space="preserve">PHẦN 2. ĐIỀN USED TO, BE USED TO HOẶC GET USED TO (10 điểm)</w:t>
-      </w:r>
-    </w:p>
-    <w:p>
-      <w:r>
-        <w:t xml:space="preserve">1. I ___ have long hair, but now it is short.</w:t>
-      </w:r>
-    </w:p>
-    <w:p>
-      <w:r>
-        <w:t xml:space="preserve">2. She ___ spicy food yet; it still bothers her.</w:t>
-      </w:r>
-    </w:p>
-    <w:p>
-      <w:r>
-        <w:t xml:space="preserve">3. We are slowly ___ working at night.</w:t>
-      </w:r>
-    </w:p>
-    <w:p>
-      <w:r>
-        <w:t xml:space="preserve">4. My grandfather ___ walk five kilometers to school.</w:t>
-      </w:r>
-    </w:p>
-    <w:p>
-      <w:r>
-        <w:t xml:space="preserve">5. After a year, he ___ living abroad.</w:t>
-      </w:r>
-    </w:p>
-    <w:p>
-      <w:r>
-        <w:t xml:space="preserve">6. They ___ own a car, so they took the bus.</w:t>
-      </w:r>
-    </w:p>
-    <w:p>
-      <w:r>
-        <w:t xml:space="preserve">7. I have worked here for years, so I ___ the noise.</w:t>
-      </w:r>
-    </w:p>
-    <w:p>
-      <w:r>
-        <w:t xml:space="preserve">8. Do not worry; you will ___ the new software.</w:t>
-      </w:r>
-    </w:p>
-    <w:p>
-      <w:r>
-        <w:t xml:space="preserve">9. Lan ___ wear glasses when she was a child.</w:t>
-      </w:r>
-    </w:p>
-    <w:p>
-      <w:r>
-        <w:t xml:space="preserve">10. Are you ___ your new class?</w:t>
-      </w:r>
-    </w:p>
-    <w:p>
-      <w:r>
-        <w:rPr>
+        <w:t>PHẦN 1. CHỌN ĐÁP ÁN ĐÚNG (10 điểm)</w:t>
+      </w:r>
+    </w:p>
+    <w:p>
+      <w:pPr>
+        <w:spacing w:before="0" w:after="60"/>
+        <w:keepNext/>
+      </w:pPr>
+      <w:r>
+        <w:rPr>
+          <w:color w:val="000000"/>
+          <w:i/>
+        </w:rPr>
+        <w:t>Hướng dẫn: Đọc từng câu và chọn đáp án phù hợp nhất.</w:t>
+      </w:r>
+    </w:p>
+    <w:p>
+      <w:pPr>
+        <w:spacing w:before="120" w:after="60"/>
+        <w:keepNext/>
+      </w:pPr>
+      <w:r>
+        <w:rPr>
+          <w:color w:val="000000"/>
+        </w:rPr>
+        <w:t>1. I ___ play outside every day.</w:t>
+      </w:r>
+    </w:p>
+    <w:p>
+      <w:pPr>
+        <w:spacing w:before="0" w:after="40"/>
+        <w:keepNext/>
+      </w:pPr>
+      <w:r>
+        <w:rPr>
+          <w:color w:val="000000"/>
+        </w:rPr>
+        <w:t>A. used to</w:t>
+      </w:r>
+    </w:p>
+    <w:p>
+      <w:pPr>
+        <w:spacing w:before="0" w:after="40"/>
+        <w:keepNext/>
+      </w:pPr>
+      <w:r>
+        <w:rPr>
+          <w:color w:val="000000"/>
+        </w:rPr>
+        <w:t>B. am used to</w:t>
+      </w:r>
+    </w:p>
+    <w:p>
+      <w:pPr>
+        <w:spacing w:before="0" w:after="200"/>
+      </w:pPr>
+      <w:r>
+        <w:rPr>
+          <w:color w:val="000000"/>
+        </w:rPr>
+        <w:t>C. get used to</w:t>
+      </w:r>
+    </w:p>
+    <w:p>
+      <w:pPr>
+        <w:spacing w:before="120" w:after="60"/>
+        <w:keepNext/>
+      </w:pPr>
+      <w:r>
+        <w:rPr>
+          <w:color w:val="000000"/>
+        </w:rPr>
+        <w:t>2. She is used to ___ early.</w:t>
+      </w:r>
+    </w:p>
+    <w:p>
+      <w:pPr>
+        <w:spacing w:before="0" w:after="40"/>
+        <w:keepNext/>
+      </w:pPr>
+      <w:r>
+        <w:rPr>
+          <w:color w:val="000000"/>
+        </w:rPr>
+        <w:t>A. wake</w:t>
+      </w:r>
+    </w:p>
+    <w:p>
+      <w:pPr>
+        <w:spacing w:before="0" w:after="40"/>
+        <w:keepNext/>
+      </w:pPr>
+      <w:r>
+        <w:rPr>
+          <w:color w:val="000000"/>
+        </w:rPr>
+        <w:t>B. waking</w:t>
+      </w:r>
+    </w:p>
+    <w:p>
+      <w:pPr>
+        <w:spacing w:before="0" w:after="200"/>
+      </w:pPr>
+      <w:r>
+        <w:rPr>
+          <w:color w:val="000000"/>
+        </w:rPr>
+        <w:t>C. woke</w:t>
+      </w:r>
+    </w:p>
+    <w:p>
+      <w:pPr>
+        <w:spacing w:before="120" w:after="60"/>
+        <w:keepNext/>
+      </w:pPr>
+      <w:r>
+        <w:rPr>
+          <w:color w:val="000000"/>
+        </w:rPr>
+        <w:t>3. He will ___ the cold weather.</w:t>
+      </w:r>
+    </w:p>
+    <w:p>
+      <w:pPr>
+        <w:spacing w:before="0" w:after="40"/>
+        <w:keepNext/>
+      </w:pPr>
+      <w:r>
+        <w:rPr>
+          <w:color w:val="000000"/>
+        </w:rPr>
+        <w:t>A. used to</w:t>
+      </w:r>
+    </w:p>
+    <w:p>
+      <w:pPr>
+        <w:spacing w:before="0" w:after="40"/>
+        <w:keepNext/>
+      </w:pPr>
+      <w:r>
+        <w:rPr>
+          <w:color w:val="000000"/>
+        </w:rPr>
+        <w:t>B. get used to</w:t>
+      </w:r>
+    </w:p>
+    <w:p>
+      <w:pPr>
+        <w:spacing w:before="0" w:after="200"/>
+      </w:pPr>
+      <w:r>
+        <w:rPr>
+          <w:color w:val="000000"/>
+        </w:rPr>
+        <w:t>C. be use to</w:t>
+      </w:r>
+    </w:p>
+    <w:p>
+      <w:pPr>
+        <w:spacing w:before="120" w:after="60"/>
+        <w:keepNext/>
+      </w:pPr>
+      <w:r>
+        <w:rPr>
+          <w:color w:val="000000"/>
+        </w:rPr>
+        <w:t>4. Did you ___ live here?</w:t>
+      </w:r>
+    </w:p>
+    <w:p>
+      <w:pPr>
+        <w:spacing w:before="0" w:after="40"/>
+        <w:keepNext/>
+      </w:pPr>
+      <w:r>
+        <w:rPr>
+          <w:color w:val="000000"/>
+        </w:rPr>
+        <w:t>A. used to</w:t>
+      </w:r>
+    </w:p>
+    <w:p>
+      <w:pPr>
+        <w:spacing w:before="0" w:after="40"/>
+        <w:keepNext/>
+      </w:pPr>
+      <w:r>
+        <w:rPr>
+          <w:color w:val="000000"/>
+        </w:rPr>
+        <w:t>B. use to</w:t>
+      </w:r>
+    </w:p>
+    <w:p>
+      <w:pPr>
+        <w:spacing w:before="0" w:after="200"/>
+      </w:pPr>
+      <w:r>
+        <w:rPr>
+          <w:color w:val="000000"/>
+        </w:rPr>
+        <w:t>C. using to</w:t>
+      </w:r>
+    </w:p>
+    <w:p>
+      <w:pPr>
+        <w:spacing w:before="120" w:after="60"/>
+        <w:keepNext/>
+      </w:pPr>
+      <w:r>
+        <w:rPr>
+          <w:color w:val="000000"/>
+        </w:rPr>
+        <w:t>5. We are getting used to ___ English.</w:t>
+      </w:r>
+    </w:p>
+    <w:p>
+      <w:pPr>
+        <w:spacing w:before="0" w:after="40"/>
+        <w:keepNext/>
+      </w:pPr>
+      <w:r>
+        <w:rPr>
+          <w:color w:val="000000"/>
+        </w:rPr>
+        <w:t>A. speak</w:t>
+      </w:r>
+    </w:p>
+    <w:p>
+      <w:pPr>
+        <w:spacing w:before="0" w:after="40"/>
+        <w:keepNext/>
+      </w:pPr>
+      <w:r>
+        <w:rPr>
+          <w:color w:val="000000"/>
+        </w:rPr>
+        <w:t>B. spoke</w:t>
+      </w:r>
+    </w:p>
+    <w:p>
+      <w:pPr>
+        <w:spacing w:before="0" w:after="200"/>
+      </w:pPr>
+      <w:r>
+        <w:rPr>
+          <w:color w:val="000000"/>
+        </w:rPr>
+        <w:t>C. speaking</w:t>
+      </w:r>
+    </w:p>
+    <w:p>
+      <w:pPr>
+        <w:spacing w:before="120" w:after="60"/>
+        <w:keepNext/>
+      </w:pPr>
+      <w:r>
+        <w:rPr>
+          <w:color w:val="000000"/>
+        </w:rPr>
+        <w:t>6. Lan ___ shy, but now she is confident.</w:t>
+      </w:r>
+    </w:p>
+    <w:p>
+      <w:pPr>
+        <w:spacing w:before="0" w:after="40"/>
+        <w:keepNext/>
+      </w:pPr>
+      <w:r>
+        <w:rPr>
+          <w:color w:val="000000"/>
+        </w:rPr>
+        <w:t>A. used to be</w:t>
+      </w:r>
+    </w:p>
+    <w:p>
+      <w:pPr>
+        <w:spacing w:before="0" w:after="40"/>
+        <w:keepNext/>
+      </w:pPr>
+      <w:r>
+        <w:rPr>
+          <w:color w:val="000000"/>
+        </w:rPr>
+        <w:t>B. is used to being</w:t>
+      </w:r>
+    </w:p>
+    <w:p>
+      <w:pPr>
+        <w:spacing w:before="0" w:after="200"/>
+      </w:pPr>
+      <w:r>
+        <w:rPr>
+          <w:color w:val="000000"/>
+        </w:rPr>
+        <w:t>C. gets used to</w:t>
+      </w:r>
+    </w:p>
+    <w:p>
+      <w:pPr>
+        <w:spacing w:before="120" w:after="60"/>
+        <w:keepNext/>
+      </w:pPr>
+      <w:r>
+        <w:rPr>
+          <w:color w:val="000000"/>
+        </w:rPr>
+        <w:t>7. They are used to the ___.</w:t>
+      </w:r>
+    </w:p>
+    <w:p>
+      <w:pPr>
+        <w:spacing w:before="0" w:after="40"/>
+        <w:keepNext/>
+      </w:pPr>
+      <w:r>
+        <w:rPr>
+          <w:color w:val="000000"/>
+        </w:rPr>
+        <w:t>A. noise</w:t>
+      </w:r>
+    </w:p>
+    <w:p>
+      <w:pPr>
+        <w:spacing w:before="0" w:after="40"/>
+        <w:keepNext/>
+      </w:pPr>
+      <w:r>
+        <w:rPr>
+          <w:color w:val="000000"/>
+        </w:rPr>
+        <w:t>B. noisy</w:t>
+      </w:r>
+    </w:p>
+    <w:p>
+      <w:pPr>
+        <w:spacing w:before="0" w:after="200"/>
+      </w:pPr>
+      <w:r>
+        <w:rPr>
+          <w:color w:val="000000"/>
+        </w:rPr>
+        <w:t>C. noisily</w:t>
+      </w:r>
+    </w:p>
+    <w:p>
+      <w:pPr>
+        <w:spacing w:before="120" w:after="60"/>
+        <w:keepNext/>
+      </w:pPr>
+      <w:r>
+        <w:rPr>
+          <w:color w:val="000000"/>
+        </w:rPr>
+        <w:t>8. I did not ___ coffee.</w:t>
+      </w:r>
+    </w:p>
+    <w:p>
+      <w:pPr>
+        <w:spacing w:before="0" w:after="40"/>
+        <w:keepNext/>
+      </w:pPr>
+      <w:r>
+        <w:rPr>
+          <w:color w:val="000000"/>
+        </w:rPr>
+        <w:t>A. used to drink</w:t>
+      </w:r>
+    </w:p>
+    <w:p>
+      <w:pPr>
+        <w:spacing w:before="0" w:after="40"/>
+        <w:keepNext/>
+      </w:pPr>
+      <w:r>
+        <w:rPr>
+          <w:color w:val="000000"/>
+        </w:rPr>
+        <w:t>B. use to drink</w:t>
+      </w:r>
+    </w:p>
+    <w:p>
+      <w:pPr>
+        <w:spacing w:before="0" w:after="200"/>
+      </w:pPr>
+      <w:r>
+        <w:rPr>
+          <w:color w:val="000000"/>
+        </w:rPr>
+        <w:t>C. use to drinking</w:t>
+      </w:r>
+    </w:p>
+    <w:p>
+      <w:pPr>
+        <w:spacing w:before="120" w:after="60"/>
+        <w:keepNext/>
+      </w:pPr>
+      <w:r>
+        <w:rPr>
+          <w:color w:val="000000"/>
+        </w:rPr>
+        <w:t>9. Nam got used to ___ on the left.</w:t>
+      </w:r>
+    </w:p>
+    <w:p>
+      <w:pPr>
+        <w:spacing w:before="0" w:after="40"/>
+        <w:keepNext/>
+      </w:pPr>
+      <w:r>
+        <w:rPr>
+          <w:color w:val="000000"/>
+        </w:rPr>
+        <w:t>A. drive</w:t>
+      </w:r>
+    </w:p>
+    <w:p>
+      <w:pPr>
+        <w:spacing w:before="0" w:after="40"/>
+        <w:keepNext/>
+      </w:pPr>
+      <w:r>
+        <w:rPr>
+          <w:color w:val="000000"/>
+        </w:rPr>
+        <w:t>B. driving</w:t>
+      </w:r>
+    </w:p>
+    <w:p>
+      <w:pPr>
+        <w:spacing w:before="0" w:after="200"/>
+      </w:pPr>
+      <w:r>
+        <w:rPr>
+          <w:color w:val="000000"/>
+        </w:rPr>
+        <w:t>C. drove</w:t>
+      </w:r>
+    </w:p>
+    <w:p>
+      <w:pPr>
+        <w:spacing w:before="120" w:after="60"/>
+        <w:keepNext/>
+      </w:pPr>
+      <w:r>
+        <w:rPr>
+          <w:color w:val="000000"/>
+        </w:rPr>
+        <w:t>10. There ___ be a cinema here.</w:t>
+      </w:r>
+    </w:p>
+    <w:p>
+      <w:pPr>
+        <w:spacing w:before="0" w:after="40"/>
+        <w:keepNext/>
+      </w:pPr>
+      <w:r>
+        <w:rPr>
+          <w:color w:val="000000"/>
+        </w:rPr>
+        <w:t>A. is used to</w:t>
+      </w:r>
+    </w:p>
+    <w:p>
+      <w:pPr>
+        <w:spacing w:before="0" w:after="40"/>
+        <w:keepNext/>
+      </w:pPr>
+      <w:r>
+        <w:rPr>
+          <w:color w:val="000000"/>
+        </w:rPr>
+        <w:t>B. used to</w:t>
+      </w:r>
+    </w:p>
+    <w:p>
+      <w:pPr>
+        <w:spacing w:before="0" w:after="200"/>
+      </w:pPr>
+      <w:r>
+        <w:rPr>
+          <w:color w:val="000000"/>
+        </w:rPr>
+        <w:t>C. got used to</w:t>
+      </w:r>
+    </w:p>
+    <w:p>
+      <w:pPr>
+        <w:spacing w:before="240" w:after="60"/>
+        <w:keepNext/>
+      </w:pPr>
+      <w:r>
+        <w:rPr>
+          <w:color w:val="000000"/>
           <w:b/>
         </w:rPr>
-        <w:t xml:space="preserve">PHẦN 3. CHIA ĐỘNG TỪ TRONG NGOẶC (10 điểm)</w:t>
-      </w:r>
-    </w:p>
-    <w:p>
-      <w:r>
-        <w:t xml:space="preserve">1. She is used to ___ (work) under pressure.</w:t>
-      </w:r>
-    </w:p>
-    <w:p>
-      <w:r>
-        <w:t xml:space="preserve">2. I used to ___ (walk) to school.</w:t>
-      </w:r>
-    </w:p>
-    <w:p>
-      <w:r>
-        <w:t xml:space="preserve">3. They got used to ___ (live) in a small room.</w:t>
-      </w:r>
-    </w:p>
-    <w:p>
-      <w:r>
-        <w:t xml:space="preserve">4. Did he use to ___ (wear) glasses?</w:t>
-      </w:r>
-    </w:p>
-    <w:p>
-      <w:r>
-        <w:t xml:space="preserve">5. We are getting used to ___ (eat) earlier.</w:t>
-      </w:r>
-    </w:p>
-    <w:p>
-      <w:r>
-        <w:t xml:space="preserve">6. There used to ___ (be) a market here.</w:t>
-      </w:r>
-    </w:p>
-    <w:p>
-      <w:r>
-        <w:t xml:space="preserve">7. Are you used to ___ (drive) at night?</w:t>
-      </w:r>
-    </w:p>
-    <w:p>
-      <w:r>
-        <w:t xml:space="preserve">8. She did not use to ___ (like) tea.</w:t>
-      </w:r>
-    </w:p>
-    <w:p>
-      <w:r>
-        <w:t xml:space="preserve">9. You will get used to ___ (speak) English daily.</w:t>
-      </w:r>
-    </w:p>
-    <w:p>
-      <w:r>
-        <w:t xml:space="preserve">10. My mother used to ___ (make) bread.</w:t>
-      </w:r>
-    </w:p>
-    <w:p>
-      <w:r>
-        <w:rPr>
+        <w:t>PHẦN 2. ĐIỀN USED TO, BE USED TO HOẶC GET USED TO (10 điểm)</w:t>
+      </w:r>
+    </w:p>
+    <w:p>
+      <w:pPr>
+        <w:spacing w:before="0" w:after="60"/>
+        <w:keepNext/>
+      </w:pPr>
+      <w:r>
+        <w:rPr>
+          <w:color w:val="000000"/>
+          <w:i/>
+        </w:rPr>
+        <w:t>Hướng dẫn: Điền used to, be used to hoặc get used to với dạng đúng theo ngữ cảnh.</w:t>
+      </w:r>
+    </w:p>
+    <w:p>
+      <w:pPr>
+        <w:spacing w:before="40" w:after="60"/>
+      </w:pPr>
+      <w:r>
+        <w:rPr>
+          <w:color w:val="000000"/>
+        </w:rPr>
+        <w:t>1. I ___ have long hair, but now it is short.</w:t>
+      </w:r>
+    </w:p>
+    <w:p>
+      <w:pPr>
+        <w:spacing w:before="120" w:after="160"/>
+      </w:pPr>
+      <w:r>
+        <w:rPr>
+          <w:color w:val="000000"/>
+        </w:rPr>
+        <w:t>2. She ___ spicy food yet; it still bothers her.</w:t>
+      </w:r>
+    </w:p>
+    <w:p>
+      <w:pPr>
+        <w:spacing w:before="120" w:after="160"/>
+      </w:pPr>
+      <w:r>
+        <w:rPr>
+          <w:color w:val="000000"/>
+        </w:rPr>
+        <w:t>3. We are slowly ___ working at night.</w:t>
+      </w:r>
+    </w:p>
+    <w:p>
+      <w:pPr>
+        <w:spacing w:before="120" w:after="160"/>
+      </w:pPr>
+      <w:r>
+        <w:rPr>
+          <w:color w:val="000000"/>
+        </w:rPr>
+        <w:t>4. My grandfather ___ walk five kilometers to school.</w:t>
+      </w:r>
+    </w:p>
+    <w:p>
+      <w:pPr>
+        <w:spacing w:before="120" w:after="160"/>
+      </w:pPr>
+      <w:r>
+        <w:rPr>
+          <w:color w:val="000000"/>
+        </w:rPr>
+        <w:t>5. After a year, he ___ living abroad.</w:t>
+      </w:r>
+    </w:p>
+    <w:p>
+      <w:pPr>
+        <w:spacing w:before="120" w:after="160"/>
+      </w:pPr>
+      <w:r>
+        <w:rPr>
+          <w:color w:val="000000"/>
+        </w:rPr>
+        <w:t>6. They ___ own a car, so they took the bus.</w:t>
+      </w:r>
+    </w:p>
+    <w:p>
+      <w:pPr>
+        <w:spacing w:before="120" w:after="160"/>
+      </w:pPr>
+      <w:r>
+        <w:rPr>
+          <w:color w:val="000000"/>
+        </w:rPr>
+        <w:t>7. I have worked here for years, so I ___ the noise.</w:t>
+      </w:r>
+    </w:p>
+    <w:p>
+      <w:pPr>
+        <w:spacing w:before="120" w:after="160"/>
+      </w:pPr>
+      <w:r>
+        <w:rPr>
+          <w:color w:val="000000"/>
+        </w:rPr>
+        <w:t>8. Do not worry; you will ___ the new software.</w:t>
+      </w:r>
+    </w:p>
+    <w:p>
+      <w:pPr>
+        <w:spacing w:before="120" w:after="160"/>
+      </w:pPr>
+      <w:r>
+        <w:rPr>
+          <w:color w:val="000000"/>
+        </w:rPr>
+        <w:t>9. Lan ___ wear glasses when she was a child.</w:t>
+      </w:r>
+    </w:p>
+    <w:p>
+      <w:pPr>
+        <w:spacing w:before="120" w:after="160"/>
+      </w:pPr>
+      <w:r>
+        <w:rPr>
+          <w:color w:val="000000"/>
+        </w:rPr>
+        <w:t>10. Are you ___ your new class?</w:t>
+      </w:r>
+    </w:p>
+    <w:p>
+      <w:pPr>
+        <w:spacing w:before="240" w:after="60"/>
+        <w:keepNext/>
+      </w:pPr>
+      <w:r>
+        <w:rPr>
+          <w:color w:val="000000"/>
           <w:b/>
         </w:rPr>
-        <w:t xml:space="preserve">PHẦN 4. VIẾT LẠI VỚI USED TO (10 điểm)</w:t>
-      </w:r>
-    </w:p>
-    <w:p>
-      <w:r>
-        <w:t xml:space="preserve">1. In the past, I walked to school.</w:t>
-      </w:r>
-    </w:p>
-    <w:p>
-      <w:r>
-        <w:t xml:space="preserve">2. She was shy, but now she is confident.</w:t>
-      </w:r>
-    </w:p>
-    <w:p>
-      <w:r>
-        <w:t xml:space="preserve">3. We lived near the beach before.</w:t>
-      </w:r>
-    </w:p>
-    <w:p>
-      <w:r>
-        <w:t xml:space="preserve">4. Nam never ate vegetables in the past.</w:t>
-      </w:r>
-    </w:p>
-    <w:p>
-      <w:r>
-        <w:t xml:space="preserve">5. This building was a cinema years ago.</w:t>
-      </w:r>
-    </w:p>
-    <w:p>
-      <w:r>
-        <w:t xml:space="preserve">6. My father often played chess.</w:t>
-      </w:r>
-    </w:p>
-    <w:p>
-      <w:r>
-        <w:t xml:space="preserve">7. Lan had long hair when she was young.</w:t>
-      </w:r>
-    </w:p>
-    <w:p>
-      <w:r>
-        <w:t xml:space="preserve">8. They did not own a car before.</w:t>
-      </w:r>
-    </w:p>
-    <w:p>
-      <w:r>
-        <w:t xml:space="preserve">9. There was a lake here.</w:t>
-      </w:r>
-    </w:p>
-    <w:p>
-      <w:r>
-        <w:t xml:space="preserve">10. He often visited us on Sundays.</w:t>
-      </w:r>
-    </w:p>
-    <w:p>
-      <w:r>
-        <w:rPr>
+        <w:t>PHẦN 3. CHIA ĐỘNG TỪ TRONG NGOẶC (10 điểm)</w:t>
+      </w:r>
+    </w:p>
+    <w:p>
+      <w:pPr>
+        <w:spacing w:before="0" w:after="60"/>
+        <w:keepNext/>
+      </w:pPr>
+      <w:r>
+        <w:rPr>
+          <w:color w:val="000000"/>
+          <w:i/>
+        </w:rPr>
+        <w:t>Hướng dẫn: Chia động từ trong ngoặc theo cấu trúc đã học.</w:t>
+      </w:r>
+    </w:p>
+    <w:p>
+      <w:pPr>
+        <w:spacing w:before="40" w:after="60"/>
+      </w:pPr>
+      <w:r>
+        <w:rPr>
+          <w:color w:val="000000"/>
+        </w:rPr>
+        <w:t>1. She is used to ___ (work) under pressure.</w:t>
+      </w:r>
+    </w:p>
+    <w:p>
+      <w:pPr>
+        <w:spacing w:before="120" w:after="160"/>
+      </w:pPr>
+      <w:r>
+        <w:rPr>
+          <w:color w:val="000000"/>
+        </w:rPr>
+        <w:t>2. I used to ___ (walk) to school.</w:t>
+      </w:r>
+    </w:p>
+    <w:p>
+      <w:pPr>
+        <w:spacing w:before="120" w:after="160"/>
+      </w:pPr>
+      <w:r>
+        <w:rPr>
+          <w:color w:val="000000"/>
+        </w:rPr>
+        <w:t>3. They got used to ___ (live) in a small room.</w:t>
+      </w:r>
+    </w:p>
+    <w:p>
+      <w:pPr>
+        <w:spacing w:before="120" w:after="160"/>
+      </w:pPr>
+      <w:r>
+        <w:rPr>
+          <w:color w:val="000000"/>
+        </w:rPr>
+        <w:t>4. Did he use to ___ (wear) glasses?</w:t>
+      </w:r>
+    </w:p>
+    <w:p>
+      <w:pPr>
+        <w:spacing w:before="120" w:after="160"/>
+      </w:pPr>
+      <w:r>
+        <w:rPr>
+          <w:color w:val="000000"/>
+        </w:rPr>
+        <w:t>5. We are getting used to ___ (eat) earlier.</w:t>
+      </w:r>
+    </w:p>
+    <w:p>
+      <w:pPr>
+        <w:spacing w:before="120" w:after="160"/>
+      </w:pPr>
+      <w:r>
+        <w:rPr>
+          <w:color w:val="000000"/>
+        </w:rPr>
+        <w:t>6. There used to ___ (be) a market here.</w:t>
+      </w:r>
+    </w:p>
+    <w:p>
+      <w:pPr>
+        <w:spacing w:before="120" w:after="160"/>
+      </w:pPr>
+      <w:r>
+        <w:rPr>
+          <w:color w:val="000000"/>
+        </w:rPr>
+        <w:t>7. Are you used to ___ (drive) at night?</w:t>
+      </w:r>
+    </w:p>
+    <w:p>
+      <w:pPr>
+        <w:spacing w:before="120" w:after="160"/>
+      </w:pPr>
+      <w:r>
+        <w:rPr>
+          <w:color w:val="000000"/>
+        </w:rPr>
+        <w:t>8. She did not use to ___ (like) tea.</w:t>
+      </w:r>
+    </w:p>
+    <w:p>
+      <w:pPr>
+        <w:spacing w:before="120" w:after="160"/>
+      </w:pPr>
+      <w:r>
+        <w:rPr>
+          <w:color w:val="000000"/>
+        </w:rPr>
+        <w:t>9. You will get used to ___ (speak) English daily.</w:t>
+      </w:r>
+    </w:p>
+    <w:p>
+      <w:pPr>
+        <w:spacing w:before="120" w:after="160"/>
+      </w:pPr>
+      <w:r>
+        <w:rPr>
+          <w:color w:val="000000"/>
+        </w:rPr>
+        <w:t>10. My mother used to ___ (make) bread.</w:t>
+      </w:r>
+    </w:p>
+    <w:p>
+      <w:pPr>
+        <w:spacing w:before="240" w:after="60"/>
+        <w:keepNext/>
+      </w:pPr>
+      <w:r>
+        <w:rPr>
+          <w:color w:val="000000"/>
           <w:b/>
         </w:rPr>
-        <w:t xml:space="preserve">PHẦN 5. VIẾT LẠI VỚI BE USED TO / GET USED TO (10 điểm)</w:t>
-      </w:r>
-    </w:p>
-    <w:p>
-      <w:r>
-        <w:t xml:space="preserve">1. Working late is normal for me.</w:t>
-      </w:r>
-    </w:p>
-    <w:p>
-      <w:r>
-        <w:t xml:space="preserve">2. The new schedule is becoming familiar to Lan.</w:t>
-      </w:r>
-    </w:p>
-    <w:p>
-      <w:r>
-        <w:t xml:space="preserve">3. Driving on the left became familiar to him.</w:t>
-      </w:r>
-    </w:p>
-    <w:p>
-      <w:r>
-        <w:t xml:space="preserve">4. Cold weather is not normal for us.</w:t>
-      </w:r>
-    </w:p>
-    <w:p>
-      <w:r>
-        <w:t xml:space="preserve">5. The children will gradually find the school familiar.</w:t>
-      </w:r>
-    </w:p>
-    <w:p>
-      <w:r>
-        <w:t xml:space="preserve">6. Living alone is normal for Mai now.</w:t>
-      </w:r>
-    </w:p>
-    <w:p>
-      <w:r>
-        <w:t xml:space="preserve">7. Waking early is becoming easier for me.</w:t>
-      </w:r>
-    </w:p>
-    <w:p>
-      <w:r>
-        <w:t xml:space="preserve">8. Spicy food was familiar to them.</w:t>
-      </w:r>
-    </w:p>
-    <w:p>
-      <w:r>
-        <w:t xml:space="preserve">9. Wearing glasses became normal for Nam.</w:t>
-      </w:r>
-    </w:p>
-    <w:p>
-      <w:r>
-        <w:t xml:space="preserve">10. Is the traffic familiar to you?</w:t>
-      </w:r>
-    </w:p>
-    <w:p>
-      <w:r>
-        <w:rPr>
+        <w:t>PHẦN 4. VIẾT LẠI VỚI USED TO (10 điểm)</w:t>
+      </w:r>
+    </w:p>
+    <w:p>
+      <w:pPr>
+        <w:spacing w:before="0" w:after="60"/>
+        <w:keepNext/>
+      </w:pPr>
+      <w:r>
+        <w:rPr>
+          <w:color w:val="000000"/>
+          <w:i/>
+        </w:rPr>
+        <w:t>Hướng dẫn: Viết lại mỗi câu bằng used to mà không làm thay đổi nghĩa.</w:t>
+      </w:r>
+    </w:p>
+    <w:p>
+      <w:pPr>
+        <w:spacing w:before="40" w:after="60"/>
+      </w:pPr>
+      <w:r>
+        <w:rPr>
+          <w:color w:val="000000"/>
+        </w:rPr>
+        <w:t>1. In the past, I walked to school.</w:t>
+      </w:r>
+    </w:p>
+    <w:p>
+      <w:pPr>
+        <w:spacing w:before="120" w:after="160"/>
+      </w:pPr>
+      <w:r>
+        <w:rPr>
+          <w:color w:val="000000"/>
+        </w:rPr>
+        <w:t>2. She was shy, but now she is confident.</w:t>
+      </w:r>
+    </w:p>
+    <w:p>
+      <w:pPr>
+        <w:spacing w:before="120" w:after="160"/>
+      </w:pPr>
+      <w:r>
+        <w:rPr>
+          <w:color w:val="000000"/>
+        </w:rPr>
+        <w:t>3. We lived near the beach before.</w:t>
+      </w:r>
+    </w:p>
+    <w:p>
+      <w:pPr>
+        <w:spacing w:before="120" w:after="160"/>
+      </w:pPr>
+      <w:r>
+        <w:rPr>
+          <w:color w:val="000000"/>
+        </w:rPr>
+        <w:t>4. Nam never ate vegetables in the past.</w:t>
+      </w:r>
+    </w:p>
+    <w:p>
+      <w:pPr>
+        <w:spacing w:before="120" w:after="160"/>
+      </w:pPr>
+      <w:r>
+        <w:rPr>
+          <w:color w:val="000000"/>
+        </w:rPr>
+        <w:t>5. This building was a cinema years ago.</w:t>
+      </w:r>
+    </w:p>
+    <w:p>
+      <w:pPr>
+        <w:spacing w:before="120" w:after="160"/>
+      </w:pPr>
+      <w:r>
+        <w:rPr>
+          <w:color w:val="000000"/>
+        </w:rPr>
+        <w:t>6. My father often played chess.</w:t>
+      </w:r>
+    </w:p>
+    <w:p>
+      <w:pPr>
+        <w:spacing w:before="120" w:after="160"/>
+      </w:pPr>
+      <w:r>
+        <w:rPr>
+          <w:color w:val="000000"/>
+        </w:rPr>
+        <w:t>7. Lan had long hair when she was young.</w:t>
+      </w:r>
+    </w:p>
+    <w:p>
+      <w:pPr>
+        <w:spacing w:before="120" w:after="160"/>
+      </w:pPr>
+      <w:r>
+        <w:rPr>
+          <w:color w:val="000000"/>
+        </w:rPr>
+        <w:t>8. They did not own a car before.</w:t>
+      </w:r>
+    </w:p>
+    <w:p>
+      <w:pPr>
+        <w:spacing w:before="120" w:after="160"/>
+      </w:pPr>
+      <w:r>
+        <w:rPr>
+          <w:color w:val="000000"/>
+        </w:rPr>
+        <w:t>9. There was a lake here.</w:t>
+      </w:r>
+    </w:p>
+    <w:p>
+      <w:pPr>
+        <w:spacing w:before="120" w:after="160"/>
+      </w:pPr>
+      <w:r>
+        <w:rPr>
+          <w:color w:val="000000"/>
+        </w:rPr>
+        <w:t>10. He often visited us on Sundays.</w:t>
+      </w:r>
+    </w:p>
+    <w:p>
+      <w:pPr>
+        <w:spacing w:before="240" w:after="60"/>
+        <w:keepNext/>
+      </w:pPr>
+      <w:r>
+        <w:rPr>
+          <w:color w:val="000000"/>
           <w:b/>
         </w:rPr>
-        <w:t xml:space="preserve">PHẦN 6. SỬA LỖI SAI (10 điểm)</w:t>
-      </w:r>
-    </w:p>
-    <w:p>
-      <w:r>
-        <w:t xml:space="preserve">1. I use to play football.</w:t>
-      </w:r>
-    </w:p>
-    <w:p>
-      <w:r>
-        <w:t xml:space="preserve">2. She used to lived here.</w:t>
-      </w:r>
-    </w:p>
-    <w:p>
-      <w:r>
-        <w:t xml:space="preserve">3. He did not used to smoke.</w:t>
-      </w:r>
-    </w:p>
-    <w:p>
-      <w:r>
-        <w:t xml:space="preserve">4. I am used to get up early.</w:t>
-      </w:r>
-    </w:p>
-    <w:p>
-      <w:r>
-        <w:t xml:space="preserve">5. Did you got used to the job?</w:t>
-      </w:r>
-    </w:p>
-    <w:p>
-      <w:r>
-        <w:t xml:space="preserve">6. We are used to live here.</w:t>
-      </w:r>
-    </w:p>
-    <w:p>
-      <w:r>
-        <w:t xml:space="preserve">7. She will used to the weather.</w:t>
-      </w:r>
-    </w:p>
-    <w:p>
-      <w:r>
-        <w:t xml:space="preserve">8. They got used to eat late.</w:t>
-      </w:r>
-    </w:p>
-    <w:p>
-      <w:r>
-        <w:t xml:space="preserve">9. Are he used to driving?</w:t>
-      </w:r>
-    </w:p>
-    <w:p>
-      <w:r>
-        <w:t xml:space="preserve">10. Lan is get used to her class.</w:t>
-      </w:r>
-    </w:p>
-    <w:p>
-      <w:r>
-        <w:rPr>
+        <w:t>PHẦN 5. VIẾT LẠI VỚI BE USED TO / GET USED TO (10 điểm)</w:t>
+      </w:r>
+    </w:p>
+    <w:p>
+      <w:pPr>
+        <w:spacing w:before="0" w:after="60"/>
+        <w:keepNext/>
+      </w:pPr>
+      <w:r>
+        <w:rPr>
+          <w:color w:val="000000"/>
+          <w:i/>
+        </w:rPr>
+        <w:t>Hướng dẫn: Viết lại mỗi câu bằng be used to hoặc get used to theo nghĩa đã cho.</w:t>
+      </w:r>
+    </w:p>
+    <w:p>
+      <w:pPr>
+        <w:spacing w:before="40" w:after="60"/>
+      </w:pPr>
+      <w:r>
+        <w:rPr>
+          <w:color w:val="000000"/>
+        </w:rPr>
+        <w:t>1. Working late is normal for me.</w:t>
+      </w:r>
+    </w:p>
+    <w:p>
+      <w:pPr>
+        <w:spacing w:before="120" w:after="160"/>
+      </w:pPr>
+      <w:r>
+        <w:rPr>
+          <w:color w:val="000000"/>
+        </w:rPr>
+        <w:t>2. The new schedule is becoming familiar to Lan.</w:t>
+      </w:r>
+    </w:p>
+    <w:p>
+      <w:pPr>
+        <w:spacing w:before="120" w:after="160"/>
+      </w:pPr>
+      <w:r>
+        <w:rPr>
+          <w:color w:val="000000"/>
+        </w:rPr>
+        <w:t>3. Driving on the left became familiar to him.</w:t>
+      </w:r>
+    </w:p>
+    <w:p>
+      <w:pPr>
+        <w:spacing w:before="120" w:after="160"/>
+      </w:pPr>
+      <w:r>
+        <w:rPr>
+          <w:color w:val="000000"/>
+        </w:rPr>
+        <w:t>4. Cold weather is not normal for us.</w:t>
+      </w:r>
+    </w:p>
+    <w:p>
+      <w:pPr>
+        <w:spacing w:before="120" w:after="160"/>
+      </w:pPr>
+      <w:r>
+        <w:rPr>
+          <w:color w:val="000000"/>
+        </w:rPr>
+        <w:t>5. The children will gradually find the school familiar.</w:t>
+      </w:r>
+    </w:p>
+    <w:p>
+      <w:pPr>
+        <w:spacing w:before="120" w:after="160"/>
+      </w:pPr>
+      <w:r>
+        <w:rPr>
+          <w:color w:val="000000"/>
+        </w:rPr>
+        <w:t>6. Living alone is normal for Mai now.</w:t>
+      </w:r>
+    </w:p>
+    <w:p>
+      <w:pPr>
+        <w:spacing w:before="120" w:after="160"/>
+      </w:pPr>
+      <w:r>
+        <w:rPr>
+          <w:color w:val="000000"/>
+        </w:rPr>
+        <w:t>7. Waking early is becoming easier for me.</w:t>
+      </w:r>
+    </w:p>
+    <w:p>
+      <w:pPr>
+        <w:spacing w:before="120" w:after="160"/>
+      </w:pPr>
+      <w:r>
+        <w:rPr>
+          <w:color w:val="000000"/>
+        </w:rPr>
+        <w:t>8. Spicy food was familiar to them.</w:t>
+      </w:r>
+    </w:p>
+    <w:p>
+      <w:pPr>
+        <w:spacing w:before="120" w:after="160"/>
+      </w:pPr>
+      <w:r>
+        <w:rPr>
+          <w:color w:val="000000"/>
+        </w:rPr>
+        <w:t>9. Wearing glasses became normal for Nam.</w:t>
+      </w:r>
+    </w:p>
+    <w:p>
+      <w:pPr>
+        <w:spacing w:before="120" w:after="160"/>
+      </w:pPr>
+      <w:r>
+        <w:rPr>
+          <w:color w:val="000000"/>
+        </w:rPr>
+        <w:t>10. Is the traffic familiar to you?</w:t>
+      </w:r>
+    </w:p>
+    <w:p>
+      <w:pPr>
+        <w:spacing w:before="240" w:after="60"/>
+        <w:keepNext/>
+      </w:pPr>
+      <w:r>
+        <w:rPr>
+          <w:color w:val="000000"/>
           <w:b/>
         </w:rPr>
-        <w:t xml:space="preserve">PHẦN 7. DỊCH SANG TIẾNG ANH (10 điểm)</w:t>
-      </w:r>
-    </w:p>
-    <w:p>
-      <w:r>
-        <w:t xml:space="preserve">1. Trước đây tôi thường sống ở Huế.</w:t>
-      </w:r>
-    </w:p>
-    <w:p>
-      <w:r>
-        <w:t xml:space="preserve">2. Cô ấy không từng thích cà phê.</w:t>
-      </w:r>
-    </w:p>
-    <w:p>
-      <w:r>
-        <w:t xml:space="preserve">3. Bạn đã quen với tiếng ồn chưa?</w:t>
-      </w:r>
-    </w:p>
-    <w:p>
-      <w:r>
-        <w:t xml:space="preserve">4. Tôi đã quen với việc dậy sớm.</w:t>
-      </w:r>
-    </w:p>
-    <w:p>
-      <w:r>
-        <w:t xml:space="preserve">5. Anh ấy đang dần quen với công việc mới.</w:t>
-      </w:r>
-    </w:p>
-    <w:p>
-      <w:r>
-        <w:t xml:space="preserve">6. Rồi họ sẽ quen với thời tiết.</w:t>
-      </w:r>
-    </w:p>
-    <w:p>
-      <w:r>
-        <w:t xml:space="preserve">7. Trước đây từng có một cửa hàng ở đây.</w:t>
-      </w:r>
-    </w:p>
-    <w:p>
-      <w:r>
-        <w:t xml:space="preserve">8. Chúng tôi chưa quen với việc lái xe ban đêm.</w:t>
-      </w:r>
-    </w:p>
-    <w:p>
-      <w:r>
-        <w:t xml:space="preserve">9. Lan mất một tháng để quen với lớp mới.</w:t>
-      </w:r>
-    </w:p>
-    <w:p>
-      <w:r>
-        <w:t xml:space="preserve">10. Bạn từng đi bộ đến trường phải không?</w:t>
-      </w:r>
-    </w:p>
-    <w:p>
-      <w:r>
-        <w:rPr>
+        <w:t>PHẦN 6. SỬA LỖI SAI (10 điểm)</w:t>
+      </w:r>
+    </w:p>
+    <w:p>
+      <w:pPr>
+        <w:spacing w:before="0" w:after="60"/>
+        <w:keepNext/>
+      </w:pPr>
+      <w:r>
+        <w:rPr>
+          <w:color w:val="000000"/>
+          <w:i/>
+        </w:rPr>
+        <w:t>Hướng dẫn: Tìm lỗi sai và viết lại câu đúng hoàn chỉnh.</w:t>
+      </w:r>
+    </w:p>
+    <w:p>
+      <w:pPr>
+        <w:spacing w:before="40" w:after="60"/>
+      </w:pPr>
+      <w:r>
+        <w:rPr>
+          <w:color w:val="000000"/>
+        </w:rPr>
+        <w:t>1. I use to play football.</w:t>
+      </w:r>
+    </w:p>
+    <w:p>
+      <w:pPr>
+        <w:spacing w:before="120" w:after="160"/>
+      </w:pPr>
+      <w:r>
+        <w:rPr>
+          <w:color w:val="000000"/>
+        </w:rPr>
+        <w:t>2. She used to lived here.</w:t>
+      </w:r>
+    </w:p>
+    <w:p>
+      <w:pPr>
+        <w:spacing w:before="120" w:after="160"/>
+      </w:pPr>
+      <w:r>
+        <w:rPr>
+          <w:color w:val="000000"/>
+        </w:rPr>
+        <w:t>3. He did not used to smoke.</w:t>
+      </w:r>
+    </w:p>
+    <w:p>
+      <w:pPr>
+        <w:spacing w:before="120" w:after="160"/>
+      </w:pPr>
+      <w:r>
+        <w:rPr>
+          <w:color w:val="000000"/>
+        </w:rPr>
+        <w:t>4. I am used to get up early.</w:t>
+      </w:r>
+    </w:p>
+    <w:p>
+      <w:pPr>
+        <w:spacing w:before="120" w:after="160"/>
+      </w:pPr>
+      <w:r>
+        <w:rPr>
+          <w:color w:val="000000"/>
+        </w:rPr>
+        <w:t>5. Did you got used to the job?</w:t>
+      </w:r>
+    </w:p>
+    <w:p>
+      <w:pPr>
+        <w:spacing w:before="120" w:after="160"/>
+      </w:pPr>
+      <w:r>
+        <w:rPr>
+          <w:color w:val="000000"/>
+        </w:rPr>
+        <w:t>6. We are used to live here.</w:t>
+      </w:r>
+    </w:p>
+    <w:p>
+      <w:pPr>
+        <w:spacing w:before="120" w:after="160"/>
+      </w:pPr>
+      <w:r>
+        <w:rPr>
+          <w:color w:val="000000"/>
+        </w:rPr>
+        <w:t>7. She will used to the weather.</w:t>
+      </w:r>
+    </w:p>
+    <w:p>
+      <w:pPr>
+        <w:spacing w:before="120" w:after="160"/>
+      </w:pPr>
+      <w:r>
+        <w:rPr>
+          <w:color w:val="000000"/>
+        </w:rPr>
+        <w:t>8. They got used to eat late.</w:t>
+      </w:r>
+    </w:p>
+    <w:p>
+      <w:pPr>
+        <w:spacing w:before="120" w:after="160"/>
+      </w:pPr>
+      <w:r>
+        <w:rPr>
+          <w:color w:val="000000"/>
+        </w:rPr>
+        <w:t>9. Are he used to driving?</w:t>
+      </w:r>
+    </w:p>
+    <w:p>
+      <w:pPr>
+        <w:spacing w:before="120" w:after="160"/>
+      </w:pPr>
+      <w:r>
+        <w:rPr>
+          <w:color w:val="000000"/>
+        </w:rPr>
+        <w:t>10. Lan is get used to her class.</w:t>
+      </w:r>
+    </w:p>
+    <w:p>
+      <w:pPr>
+        <w:spacing w:before="240" w:after="60"/>
+        <w:keepNext/>
+      </w:pPr>
+      <w:r>
+        <w:rPr>
+          <w:color w:val="000000"/>
           <w:b/>
         </w:rPr>
-        <w:t xml:space="preserve">PHẦN 8. HOÀN THÀNH CÂU (10 điểm)</w:t>
-      </w:r>
-    </w:p>
-    <w:p>
-      <w:r>
-        <w:t xml:space="preserve">1. I / used to / play / outside</w:t>
-      </w:r>
-    </w:p>
-    <w:p>
-      <w:r>
-        <w:t xml:space="preserve">2. she / not use to / be / quiet</w:t>
-      </w:r>
-    </w:p>
-    <w:p>
-      <w:r>
-        <w:t xml:space="preserve">3. you / use to / swim / ?</w:t>
-      </w:r>
-    </w:p>
-    <w:p>
-      <w:r>
-        <w:t xml:space="preserve">4. he / be used to / work late</w:t>
-      </w:r>
-    </w:p>
-    <w:p>
-      <w:r>
-        <w:t xml:space="preserve">5. they / get used to / live abroad / past</w:t>
-      </w:r>
-    </w:p>
-    <w:p>
-      <w:r>
-        <w:t xml:space="preserve">6. Mai / be getting used to / new school</w:t>
-      </w:r>
-    </w:p>
-    <w:p>
-      <w:r>
-        <w:t xml:space="preserve">7. we / not be used to / cold</w:t>
-      </w:r>
-    </w:p>
-    <w:p>
-      <w:r>
-        <w:t xml:space="preserve">8. you / get used to / schedule / future</w:t>
-      </w:r>
-    </w:p>
-    <w:p>
-      <w:r>
-        <w:t xml:space="preserve">9. there / used to be / market / here</w:t>
-      </w:r>
-    </w:p>
-    <w:p>
-      <w:r>
-        <w:t xml:space="preserve">10. Nam / be used to / cook / ?</w:t>
-      </w:r>
-    </w:p>
-    <w:p>
-      <w:r>
-        <w:rPr>
+        <w:t>PHẦN 7. DỊCH SANG TIẾNG ANH (10 điểm)</w:t>
+      </w:r>
+    </w:p>
+    <w:p>
+      <w:pPr>
+        <w:spacing w:before="0" w:after="60"/>
+        <w:keepNext/>
+      </w:pPr>
+      <w:r>
+        <w:rPr>
+          <w:color w:val="000000"/>
+          <w:i/>
+        </w:rPr>
+        <w:t>Hướng dẫn: Dịch từng câu sang tiếng Anh tự nhiên và đúng ngữ pháp.</w:t>
+      </w:r>
+    </w:p>
+    <w:p>
+      <w:pPr>
+        <w:spacing w:before="40" w:after="60"/>
+      </w:pPr>
+      <w:r>
+        <w:rPr>
+          <w:color w:val="000000"/>
+        </w:rPr>
+        <w:t>1. Trước đây tôi thường sống ở Huế.</w:t>
+      </w:r>
+    </w:p>
+    <w:p>
+      <w:pPr>
+        <w:spacing w:before="120" w:after="160"/>
+      </w:pPr>
+      <w:r>
+        <w:rPr>
+          <w:color w:val="000000"/>
+        </w:rPr>
+        <w:t>2. Cô ấy không từng thích cà phê.</w:t>
+      </w:r>
+    </w:p>
+    <w:p>
+      <w:pPr>
+        <w:spacing w:before="120" w:after="160"/>
+      </w:pPr>
+      <w:r>
+        <w:rPr>
+          <w:color w:val="000000"/>
+        </w:rPr>
+        <w:t>3. Bạn đã quen với tiếng ồn chưa?</w:t>
+      </w:r>
+    </w:p>
+    <w:p>
+      <w:pPr>
+        <w:spacing w:before="120" w:after="160"/>
+      </w:pPr>
+      <w:r>
+        <w:rPr>
+          <w:color w:val="000000"/>
+        </w:rPr>
+        <w:t>4. Tôi đã quen với việc dậy sớm.</w:t>
+      </w:r>
+    </w:p>
+    <w:p>
+      <w:pPr>
+        <w:spacing w:before="120" w:after="160"/>
+      </w:pPr>
+      <w:r>
+        <w:rPr>
+          <w:color w:val="000000"/>
+        </w:rPr>
+        <w:t>5. Anh ấy đang dần quen với công việc mới.</w:t>
+      </w:r>
+    </w:p>
+    <w:p>
+      <w:pPr>
+        <w:spacing w:before="120" w:after="160"/>
+      </w:pPr>
+      <w:r>
+        <w:rPr>
+          <w:color w:val="000000"/>
+        </w:rPr>
+        <w:t>6. Rồi họ sẽ quen với thời tiết.</w:t>
+      </w:r>
+    </w:p>
+    <w:p>
+      <w:pPr>
+        <w:spacing w:before="120" w:after="160"/>
+      </w:pPr>
+      <w:r>
+        <w:rPr>
+          <w:color w:val="000000"/>
+        </w:rPr>
+        <w:t>7. Trước đây từng có một cửa hàng ở đây.</w:t>
+      </w:r>
+    </w:p>
+    <w:p>
+      <w:pPr>
+        <w:spacing w:before="120" w:after="160"/>
+      </w:pPr>
+      <w:r>
+        <w:rPr>
+          <w:color w:val="000000"/>
+        </w:rPr>
+        <w:t>8. Chúng tôi chưa quen với việc lái xe ban đêm.</w:t>
+      </w:r>
+    </w:p>
+    <w:p>
+      <w:pPr>
+        <w:spacing w:before="120" w:after="160"/>
+      </w:pPr>
+      <w:r>
+        <w:rPr>
+          <w:color w:val="000000"/>
+        </w:rPr>
+        <w:t>9. Lan mất một tháng để quen với lớp mới.</w:t>
+      </w:r>
+    </w:p>
+    <w:p>
+      <w:pPr>
+        <w:spacing w:before="120" w:after="160"/>
+      </w:pPr>
+      <w:r>
+        <w:rPr>
+          <w:color w:val="000000"/>
+        </w:rPr>
+        <w:t>10. Bạn từng đi bộ đến trường phải không?</w:t>
+      </w:r>
+    </w:p>
+    <w:p>
+      <w:pPr>
+        <w:spacing w:before="240" w:after="60"/>
+        <w:keepNext/>
+      </w:pPr>
+      <w:r>
+        <w:rPr>
+          <w:color w:val="000000"/>
           <w:b/>
         </w:rPr>
-        <w:t xml:space="preserve">PHẦN 9. ĐỌC HIỂU (10 điểm)</w:t>
-      </w:r>
-    </w:p>
-    <w:p>
-      <w:r>
-        <w:t xml:space="preserve">When Hoa was a child, she used to live in a quiet village and cycle to school. Her family did not use to have a computer. Last year, she moved to Ho Chi Minh City for work. At first, she was not used to the traffic or living in a small apartment. She is now used to taking the bus, but she is still getting used to the noise at night.</w:t>
-      </w:r>
-    </w:p>
-    <w:p>
-      <w:r>
-        <w:t xml:space="preserve">1. Where did Hoa use to live? 2. How did she go to school? 3. What did her family not use to have? 4. What was difficult at first? 5. What is she still getting used to?</w:t>
-      </w:r>
-    </w:p>
-    <w:p>
-      <w:r>
-        <w:rPr>
+        <w:t>PHẦN 8. HOÀN THÀNH CÂU (10 điểm)</w:t>
+      </w:r>
+    </w:p>
+    <w:p>
+      <w:pPr>
+        <w:spacing w:before="0" w:after="60"/>
+        <w:keepNext/>
+      </w:pPr>
+      <w:r>
+        <w:rPr>
+          <w:color w:val="000000"/>
+          <w:i/>
+        </w:rPr>
+        <w:t>Hướng dẫn: Sắp xếp các từ đã cho thành câu hoàn chỉnh.</w:t>
+      </w:r>
+    </w:p>
+    <w:p>
+      <w:pPr>
+        <w:spacing w:before="40" w:after="60"/>
+      </w:pPr>
+      <w:r>
+        <w:rPr>
+          <w:color w:val="000000"/>
+        </w:rPr>
+        <w:t>1. I / used to / play / outside</w:t>
+      </w:r>
+    </w:p>
+    <w:p>
+      <w:pPr>
+        <w:spacing w:before="120" w:after="160"/>
+      </w:pPr>
+      <w:r>
+        <w:rPr>
+          <w:color w:val="000000"/>
+        </w:rPr>
+        <w:t>2. she / not use to / be / quiet</w:t>
+      </w:r>
+    </w:p>
+    <w:p>
+      <w:pPr>
+        <w:spacing w:before="120" w:after="160"/>
+      </w:pPr>
+      <w:r>
+        <w:rPr>
+          <w:color w:val="000000"/>
+        </w:rPr>
+        <w:t>3. you / use to / swim / ?</w:t>
+      </w:r>
+    </w:p>
+    <w:p>
+      <w:pPr>
+        <w:spacing w:before="120" w:after="160"/>
+      </w:pPr>
+      <w:r>
+        <w:rPr>
+          <w:color w:val="000000"/>
+        </w:rPr>
+        <w:t>4. he / be used to / work late</w:t>
+      </w:r>
+    </w:p>
+    <w:p>
+      <w:pPr>
+        <w:spacing w:before="120" w:after="160"/>
+      </w:pPr>
+      <w:r>
+        <w:rPr>
+          <w:color w:val="000000"/>
+        </w:rPr>
+        <w:t>5. they / get used to / live abroad / past</w:t>
+      </w:r>
+    </w:p>
+    <w:p>
+      <w:pPr>
+        <w:spacing w:before="120" w:after="160"/>
+      </w:pPr>
+      <w:r>
+        <w:rPr>
+          <w:color w:val="000000"/>
+        </w:rPr>
+        <w:t>6. Mai / be getting used to / new school</w:t>
+      </w:r>
+    </w:p>
+    <w:p>
+      <w:pPr>
+        <w:spacing w:before="120" w:after="160"/>
+      </w:pPr>
+      <w:r>
+        <w:rPr>
+          <w:color w:val="000000"/>
+        </w:rPr>
+        <w:t>7. we / not be used to / cold</w:t>
+      </w:r>
+    </w:p>
+    <w:p>
+      <w:pPr>
+        <w:spacing w:before="120" w:after="160"/>
+      </w:pPr>
+      <w:r>
+        <w:rPr>
+          <w:color w:val="000000"/>
+        </w:rPr>
+        <w:t>8. you / get used to / schedule / future</w:t>
+      </w:r>
+    </w:p>
+    <w:p>
+      <w:pPr>
+        <w:spacing w:before="120" w:after="160"/>
+      </w:pPr>
+      <w:r>
+        <w:rPr>
+          <w:color w:val="000000"/>
+        </w:rPr>
+        <w:t>9. there / used to be / market / here</w:t>
+      </w:r>
+    </w:p>
+    <w:p>
+      <w:pPr>
+        <w:spacing w:before="120" w:after="160"/>
+      </w:pPr>
+      <w:r>
+        <w:rPr>
+          <w:color w:val="000000"/>
+        </w:rPr>
+        <w:t>10. Nam / be used to / cook / ?</w:t>
+      </w:r>
+    </w:p>
+    <w:p>
+      <w:pPr>
+        <w:spacing w:before="240" w:after="60"/>
+        <w:keepNext/>
+      </w:pPr>
+      <w:r>
+        <w:rPr>
+          <w:color w:val="000000"/>
           <w:b/>
         </w:rPr>
-        <w:t xml:space="preserve">PHẦN 10. VIẾT (10 điểm)</w:t>
-      </w:r>
-    </w:p>
-    <w:p>
-      <w:r>
-        <w:t xml:space="preserve">Viết 90–110 từ về những thay đổi trong cuộc sống của bạn. Dùng used to, did not use to, be used to và get used to.</w:t>
-      </w:r>
-    </w:p>
-    <w:p>
-      <w:r>
-        <w:rPr>
+        <w:t>PHẦN 9. ĐỌC HIỂU (10 điểm)</w:t>
+      </w:r>
+    </w:p>
+    <w:p>
+      <w:pPr>
+        <w:spacing w:before="0" w:after="60"/>
+        <w:keepNext/>
+      </w:pPr>
+      <w:r>
+        <w:rPr>
+          <w:color w:val="000000"/>
+          <w:i/>
+        </w:rPr>
+        <w:t>Hướng dẫn: Đọc đoạn văn và trả lời từng câu hỏi bằng thông tin trong bài.</w:t>
+      </w:r>
+    </w:p>
+    <w:p>
+      <w:pPr>
+        <w:spacing w:before="0" w:after="120"/>
+      </w:pPr>
+      <w:r>
+        <w:rPr>
+          <w:color w:val="000000"/>
+        </w:rPr>
+        <w:t>When Hoa was a child, she used to live in a quiet village and cycle to school. Her family did not use to have a computer.</w:t>
+      </w:r>
+    </w:p>
+    <w:p>
+      <w:pPr>
+        <w:spacing w:before="0" w:after="120"/>
+      </w:pPr>
+      <w:r>
+        <w:rPr>
+          <w:color w:val="000000"/>
+        </w:rPr>
+        <w:t>Last year, she moved to Ho Chi Minh City for work. At first, she was not used to the traffic or living in a small apartment.</w:t>
+      </w:r>
+    </w:p>
+    <w:p>
+      <w:pPr>
+        <w:spacing w:before="0" w:after="120"/>
+      </w:pPr>
+      <w:r>
+        <w:rPr>
+          <w:color w:val="000000"/>
+        </w:rPr>
+        <w:t>She is now used to taking the bus, but she is still getting used to the noise at night.</w:t>
+      </w:r>
+    </w:p>
+    <w:p>
+      <w:pPr>
+        <w:spacing w:before="120" w:after="160"/>
+      </w:pPr>
+      <w:r>
+        <w:rPr>
+          <w:color w:val="000000"/>
+        </w:rPr>
+        <w:t>1. Where did Hoa use to live?</w:t>
+      </w:r>
+    </w:p>
+    <w:p>
+      <w:pPr>
+        <w:spacing w:before="120" w:after="160"/>
+      </w:pPr>
+      <w:r>
+        <w:rPr>
+          <w:color w:val="000000"/>
+        </w:rPr>
+        <w:t>2. How did she go to school?</w:t>
+      </w:r>
+    </w:p>
+    <w:p>
+      <w:pPr>
+        <w:spacing w:before="120" w:after="160"/>
+      </w:pPr>
+      <w:r>
+        <w:rPr>
+          <w:color w:val="000000"/>
+        </w:rPr>
+        <w:t>3. What did her family not use to have?</w:t>
+      </w:r>
+    </w:p>
+    <w:p>
+      <w:pPr>
+        <w:spacing w:before="120" w:after="160"/>
+      </w:pPr>
+      <w:r>
+        <w:rPr>
+          <w:color w:val="000000"/>
+        </w:rPr>
+        <w:t>4. What was difficult at first?</w:t>
+      </w:r>
+    </w:p>
+    <w:p>
+      <w:pPr>
+        <w:spacing w:before="120" w:after="160"/>
+      </w:pPr>
+      <w:r>
+        <w:rPr>
+          <w:color w:val="000000"/>
+        </w:rPr>
+        <w:t>5. What is she still getting used to?</w:t>
+      </w:r>
+    </w:p>
+    <w:p>
+      <w:pPr>
+        <w:spacing w:before="240" w:after="60"/>
+        <w:keepNext/>
+      </w:pPr>
+      <w:r>
+        <w:rPr>
+          <w:color w:val="000000"/>
           <w:b/>
         </w:rPr>
-        <w:t xml:space="preserve">ĐÁP ÁN – ĐỀ 1</w:t>
-      </w:r>
-    </w:p>
-    <w:p>
-      <w:r>
-        <w:rPr>
+        <w:t>PHẦN 10. VIẾT (10 điểm)</w:t>
+      </w:r>
+    </w:p>
+    <w:p>
+      <w:pPr>
+        <w:spacing w:before="0" w:after="60"/>
+        <w:keepNext/>
+      </w:pPr>
+      <w:r>
+        <w:rPr>
+          <w:color w:val="000000"/>
+          <w:i/>
+        </w:rPr>
+        <w:t>Hướng dẫn: Viết đúng độ dài và sử dụng đủ các cấu trúc được yêu cầu.</w:t>
+      </w:r>
+    </w:p>
+    <w:p>
+      <w:pPr>
+        <w:spacing w:before="40" w:after="60"/>
+      </w:pPr>
+      <w:r>
+        <w:rPr>
+          <w:color w:val="000000"/>
+        </w:rPr>
+        <w:t>Viết 90–110 từ về những thay đổi trong cuộc sống của bạn. Dùng used to, did not use to, be used to và get used to.</w:t>
+      </w:r>
+    </w:p>
+    <w:p>
+      <w:pPr>
+        <w:spacing w:before="0" w:after="280"/>
+        <w:keepNext/>
+        <w:jc w:val="center"/>
+      </w:pPr>
+      <w:r>
+        <w:rPr>
+          <w:color w:val="000000"/>
           <w:b/>
         </w:rPr>
-        <w:t xml:space="preserve">PHẦN 1: 1. A; 2. B; 3. B; 4. B; 5. C; 6. A; 7. A; 8. B; 9. B; 10. B</w:t>
-      </w:r>
-    </w:p>
-    <w:p>
-      <w:r>
-        <w:rPr>
+        <w:br w:type="page"/>
+        <w:t>ĐÁP ÁN</w:t>
+      </w:r>
+    </w:p>
+    <w:p>
+      <w:pPr>
+        <w:spacing w:before="240" w:after="60"/>
+        <w:keepNext/>
+      </w:pPr>
+      <w:r>
+        <w:rPr>
+          <w:color w:val="000000"/>
           <w:b/>
         </w:rPr>
-        <w:t xml:space="preserve">PHẦN 2: 1. used to; 2. is not used to; 3. getting used to; 4. used to; 5. got used to; 6. did not use to; 7. am used to; 8. get used to; 9. did not use to; 10. getting used to</w:t>
-      </w:r>
-    </w:p>
-    <w:p>
-      <w:r>
-        <w:rPr>
+        <w:t>PHẦN 1</w:t>
+      </w:r>
+    </w:p>
+    <w:p>
+      <w:pPr>
+        <w:spacing w:before="60" w:after="120"/>
+      </w:pPr>
+      <w:r>
+        <w:rPr>
+          <w:color w:val="000000"/>
+        </w:rPr>
+        <w:t>Câu 1: A</w:t>
+      </w:r>
+    </w:p>
+    <w:p>
+      <w:pPr>
+        <w:spacing w:before="60" w:after="120"/>
+      </w:pPr>
+      <w:r>
+        <w:rPr>
+          <w:color w:val="000000"/>
+        </w:rPr>
+        <w:t>Câu 2: B</w:t>
+      </w:r>
+    </w:p>
+    <w:p>
+      <w:pPr>
+        <w:spacing w:before="60" w:after="120"/>
+      </w:pPr>
+      <w:r>
+        <w:rPr>
+          <w:color w:val="000000"/>
+        </w:rPr>
+        <w:t>Câu 3: B</w:t>
+      </w:r>
+    </w:p>
+    <w:p>
+      <w:pPr>
+        <w:spacing w:before="60" w:after="120"/>
+      </w:pPr>
+      <w:r>
+        <w:rPr>
+          <w:color w:val="000000"/>
+        </w:rPr>
+        <w:t>Câu 4: B</w:t>
+      </w:r>
+    </w:p>
+    <w:p>
+      <w:pPr>
+        <w:spacing w:before="60" w:after="120"/>
+      </w:pPr>
+      <w:r>
+        <w:rPr>
+          <w:color w:val="000000"/>
+        </w:rPr>
+        <w:t>Câu 5: C</w:t>
+      </w:r>
+    </w:p>
+    <w:p>
+      <w:pPr>
+        <w:spacing w:before="60" w:after="120"/>
+      </w:pPr>
+      <w:r>
+        <w:rPr>
+          <w:color w:val="000000"/>
+        </w:rPr>
+        <w:t>Câu 6: A</w:t>
+      </w:r>
+    </w:p>
+    <w:p>
+      <w:pPr>
+        <w:spacing w:before="60" w:after="120"/>
+      </w:pPr>
+      <w:r>
+        <w:rPr>
+          <w:color w:val="000000"/>
+        </w:rPr>
+        <w:t>Câu 7: A</w:t>
+      </w:r>
+    </w:p>
+    <w:p>
+      <w:pPr>
+        <w:spacing w:before="60" w:after="120"/>
+      </w:pPr>
+      <w:r>
+        <w:rPr>
+          <w:color w:val="000000"/>
+        </w:rPr>
+        <w:t>Câu 8: B</w:t>
+      </w:r>
+    </w:p>
+    <w:p>
+      <w:pPr>
+        <w:spacing w:before="60" w:after="120"/>
+      </w:pPr>
+      <w:r>
+        <w:rPr>
+          <w:color w:val="000000"/>
+        </w:rPr>
+        <w:t>Câu 9: B</w:t>
+      </w:r>
+    </w:p>
+    <w:p>
+      <w:pPr>
+        <w:spacing w:before="60" w:after="120"/>
+      </w:pPr>
+      <w:r>
+        <w:rPr>
+          <w:color w:val="000000"/>
+        </w:rPr>
+        <w:t>Câu 10: B</w:t>
+      </w:r>
+    </w:p>
+    <w:p>
+      <w:pPr>
+        <w:spacing w:before="240" w:after="60"/>
+        <w:keepNext/>
+      </w:pPr>
+      <w:r>
+        <w:rPr>
+          <w:color w:val="000000"/>
           <w:b/>
         </w:rPr>
-        <w:t xml:space="preserve">PHẦN 3: 1. working; 2. walk; 3. living; 4. wear; 5. eating; 6. be; 7. driving; 8. like; 9. speaking; 10. make</w:t>
-      </w:r>
-    </w:p>
-    <w:p>
-      <w:r>
-        <w:rPr>
+        <w:t>PHẦN 2</w:t>
+      </w:r>
+    </w:p>
+    <w:p>
+      <w:pPr>
+        <w:spacing w:before="60" w:after="120"/>
+      </w:pPr>
+      <w:r>
+        <w:rPr>
+          <w:color w:val="000000"/>
+        </w:rPr>
+        <w:t>Câu 1: used to</w:t>
+      </w:r>
+    </w:p>
+    <w:p>
+      <w:pPr>
+        <w:spacing w:before="60" w:after="120"/>
+      </w:pPr>
+      <w:r>
+        <w:rPr>
+          <w:color w:val="000000"/>
+        </w:rPr>
+        <w:t>Câu 2: is not used to</w:t>
+      </w:r>
+    </w:p>
+    <w:p>
+      <w:pPr>
+        <w:spacing w:before="60" w:after="120"/>
+      </w:pPr>
+      <w:r>
+        <w:rPr>
+          <w:color w:val="000000"/>
+        </w:rPr>
+        <w:t>Câu 3: getting used to</w:t>
+      </w:r>
+    </w:p>
+    <w:p>
+      <w:pPr>
+        <w:spacing w:before="60" w:after="120"/>
+      </w:pPr>
+      <w:r>
+        <w:rPr>
+          <w:color w:val="000000"/>
+        </w:rPr>
+        <w:t>Câu 4: used to</w:t>
+      </w:r>
+    </w:p>
+    <w:p>
+      <w:pPr>
+        <w:spacing w:before="60" w:after="120"/>
+      </w:pPr>
+      <w:r>
+        <w:rPr>
+          <w:color w:val="000000"/>
+        </w:rPr>
+        <w:t>Câu 5: got used to</w:t>
+      </w:r>
+    </w:p>
+    <w:p>
+      <w:pPr>
+        <w:spacing w:before="60" w:after="120"/>
+      </w:pPr>
+      <w:r>
+        <w:rPr>
+          <w:color w:val="000000"/>
+        </w:rPr>
+        <w:t>Câu 6: did not use to</w:t>
+      </w:r>
+    </w:p>
+    <w:p>
+      <w:pPr>
+        <w:spacing w:before="60" w:after="120"/>
+      </w:pPr>
+      <w:r>
+        <w:rPr>
+          <w:color w:val="000000"/>
+        </w:rPr>
+        <w:t>Câu 7: am used to</w:t>
+      </w:r>
+    </w:p>
+    <w:p>
+      <w:pPr>
+        <w:spacing w:before="60" w:after="120"/>
+      </w:pPr>
+      <w:r>
+        <w:rPr>
+          <w:color w:val="000000"/>
+        </w:rPr>
+        <w:t>Câu 8: get used to</w:t>
+      </w:r>
+    </w:p>
+    <w:p>
+      <w:pPr>
+        <w:spacing w:before="60" w:after="120"/>
+      </w:pPr>
+      <w:r>
+        <w:rPr>
+          <w:color w:val="000000"/>
+        </w:rPr>
+        <w:t>Câu 9: did not use to</w:t>
+      </w:r>
+    </w:p>
+    <w:p>
+      <w:pPr>
+        <w:spacing w:before="60" w:after="120"/>
+      </w:pPr>
+      <w:r>
+        <w:rPr>
+          <w:color w:val="000000"/>
+        </w:rPr>
+        <w:t>Câu 10: getting used to</w:t>
+      </w:r>
+    </w:p>
+    <w:p>
+      <w:pPr>
+        <w:spacing w:before="240" w:after="60"/>
+        <w:keepNext/>
+      </w:pPr>
+      <w:r>
+        <w:rPr>
+          <w:color w:val="000000"/>
           <w:b/>
         </w:rPr>
-        <w:t xml:space="preserve">PHẦN 4: 1 I used to walk to school. 2 She used to be shy. 3 We used to live near the beach. 4 Nam did not use to eat vegetables. 5 This building used to be a cinema. 6 My father used to play chess. 7 Lan used to have long hair. 8 They did not use to own a car. 9 There used to be a lake here. 10 He used to visit us on Sundays.</w:t>
-      </w:r>
-    </w:p>
-    <w:p>
-      <w:r>
-        <w:rPr>
+        <w:t>PHẦN 3</w:t>
+      </w:r>
+    </w:p>
+    <w:p>
+      <w:pPr>
+        <w:spacing w:before="60" w:after="120"/>
+      </w:pPr>
+      <w:r>
+        <w:rPr>
+          <w:color w:val="000000"/>
+        </w:rPr>
+        <w:t>Câu 1: working</w:t>
+      </w:r>
+    </w:p>
+    <w:p>
+      <w:pPr>
+        <w:spacing w:before="60" w:after="120"/>
+      </w:pPr>
+      <w:r>
+        <w:rPr>
+          <w:color w:val="000000"/>
+        </w:rPr>
+        <w:t>Câu 2: walk</w:t>
+      </w:r>
+    </w:p>
+    <w:p>
+      <w:pPr>
+        <w:spacing w:before="60" w:after="120"/>
+      </w:pPr>
+      <w:r>
+        <w:rPr>
+          <w:color w:val="000000"/>
+        </w:rPr>
+        <w:t>Câu 3: living</w:t>
+      </w:r>
+    </w:p>
+    <w:p>
+      <w:pPr>
+        <w:spacing w:before="60" w:after="120"/>
+      </w:pPr>
+      <w:r>
+        <w:rPr>
+          <w:color w:val="000000"/>
+        </w:rPr>
+        <w:t>Câu 4: wear</w:t>
+      </w:r>
+    </w:p>
+    <w:p>
+      <w:pPr>
+        <w:spacing w:before="60" w:after="120"/>
+      </w:pPr>
+      <w:r>
+        <w:rPr>
+          <w:color w:val="000000"/>
+        </w:rPr>
+        <w:t>Câu 5: eating</w:t>
+      </w:r>
+    </w:p>
+    <w:p>
+      <w:pPr>
+        <w:spacing w:before="60" w:after="120"/>
+      </w:pPr>
+      <w:r>
+        <w:rPr>
+          <w:color w:val="000000"/>
+        </w:rPr>
+        <w:t>Câu 6: be</w:t>
+      </w:r>
+    </w:p>
+    <w:p>
+      <w:pPr>
+        <w:spacing w:before="60" w:after="120"/>
+      </w:pPr>
+      <w:r>
+        <w:rPr>
+          <w:color w:val="000000"/>
+        </w:rPr>
+        <w:t>Câu 7: driving</w:t>
+      </w:r>
+    </w:p>
+    <w:p>
+      <w:pPr>
+        <w:spacing w:before="60" w:after="120"/>
+      </w:pPr>
+      <w:r>
+        <w:rPr>
+          <w:color w:val="000000"/>
+        </w:rPr>
+        <w:t>Câu 8: like</w:t>
+      </w:r>
+    </w:p>
+    <w:p>
+      <w:pPr>
+        <w:spacing w:before="60" w:after="120"/>
+      </w:pPr>
+      <w:r>
+        <w:rPr>
+          <w:color w:val="000000"/>
+        </w:rPr>
+        <w:t>Câu 9: speaking</w:t>
+      </w:r>
+    </w:p>
+    <w:p>
+      <w:pPr>
+        <w:spacing w:before="60" w:after="120"/>
+      </w:pPr>
+      <w:r>
+        <w:rPr>
+          <w:color w:val="000000"/>
+        </w:rPr>
+        <w:t>Câu 10: make</w:t>
+      </w:r>
+    </w:p>
+    <w:p>
+      <w:pPr>
+        <w:spacing w:before="240" w:after="60"/>
+        <w:keepNext/>
+      </w:pPr>
+      <w:r>
+        <w:rPr>
+          <w:color w:val="000000"/>
           <w:b/>
         </w:rPr>
-        <w:t xml:space="preserve">PHẦN 5: 1 I am used to working late. 2 Lan is getting used to the new schedule. 3 He got used to driving on the left. 4 We are not used to cold weather. 5 The children will get used to the school. 6 Mai is used to living alone. 7 I am getting used to waking early. 8 They were used to spicy food. 9 Nam got used to wearing glasses. 10 Are you used to the traffic?</w:t>
-      </w:r>
-    </w:p>
-    <w:p>
-      <w:r>
-        <w:rPr>
+        <w:t>PHẦN 4</w:t>
+      </w:r>
+    </w:p>
+    <w:p>
+      <w:pPr>
+        <w:spacing w:before="60" w:after="120"/>
+      </w:pPr>
+      <w:r>
+        <w:rPr>
+          <w:color w:val="000000"/>
+        </w:rPr>
+        <w:t>Câu 1: I used to walk to school.</w:t>
+      </w:r>
+    </w:p>
+    <w:p>
+      <w:pPr>
+        <w:spacing w:before="60" w:after="120"/>
+      </w:pPr>
+      <w:r>
+        <w:rPr>
+          <w:color w:val="000000"/>
+        </w:rPr>
+        <w:t>Câu 2: She used to be shy.</w:t>
+      </w:r>
+    </w:p>
+    <w:p>
+      <w:pPr>
+        <w:spacing w:before="60" w:after="120"/>
+      </w:pPr>
+      <w:r>
+        <w:rPr>
+          <w:color w:val="000000"/>
+        </w:rPr>
+        <w:t>Câu 3: We used to live near the beach.</w:t>
+      </w:r>
+    </w:p>
+    <w:p>
+      <w:pPr>
+        <w:spacing w:before="60" w:after="120"/>
+      </w:pPr>
+      <w:r>
+        <w:rPr>
+          <w:color w:val="000000"/>
+        </w:rPr>
+        <w:t>Câu 4: Nam did not use to eat vegetables.</w:t>
+      </w:r>
+    </w:p>
+    <w:p>
+      <w:pPr>
+        <w:spacing w:before="60" w:after="120"/>
+      </w:pPr>
+      <w:r>
+        <w:rPr>
+          <w:color w:val="000000"/>
+        </w:rPr>
+        <w:t>Câu 5: This building used to be a cinema.</w:t>
+      </w:r>
+    </w:p>
+    <w:p>
+      <w:pPr>
+        <w:spacing w:before="60" w:after="120"/>
+      </w:pPr>
+      <w:r>
+        <w:rPr>
+          <w:color w:val="000000"/>
+        </w:rPr>
+        <w:t>Câu 6: My father used to play chess.</w:t>
+      </w:r>
+    </w:p>
+    <w:p>
+      <w:pPr>
+        <w:spacing w:before="60" w:after="120"/>
+      </w:pPr>
+      <w:r>
+        <w:rPr>
+          <w:color w:val="000000"/>
+        </w:rPr>
+        <w:t>Câu 7: Lan used to have long hair.</w:t>
+      </w:r>
+    </w:p>
+    <w:p>
+      <w:pPr>
+        <w:spacing w:before="60" w:after="120"/>
+      </w:pPr>
+      <w:r>
+        <w:rPr>
+          <w:color w:val="000000"/>
+        </w:rPr>
+        <w:t>Câu 8: They did not use to own a car.</w:t>
+      </w:r>
+    </w:p>
+    <w:p>
+      <w:pPr>
+        <w:spacing w:before="60" w:after="120"/>
+      </w:pPr>
+      <w:r>
+        <w:rPr>
+          <w:color w:val="000000"/>
+        </w:rPr>
+        <w:t>Câu 9: There used to be a lake here.</w:t>
+      </w:r>
+    </w:p>
+    <w:p>
+      <w:pPr>
+        <w:spacing w:before="60" w:after="120"/>
+      </w:pPr>
+      <w:r>
+        <w:rPr>
+          <w:color w:val="000000"/>
+        </w:rPr>
+        <w:t>Câu 10: He used to visit us on Sundays.</w:t>
+      </w:r>
+    </w:p>
+    <w:p>
+      <w:pPr>
+        <w:spacing w:before="240" w:after="60"/>
+        <w:keepNext/>
+      </w:pPr>
+      <w:r>
+        <w:rPr>
+          <w:color w:val="000000"/>
           <w:b/>
         </w:rPr>
-        <w:t xml:space="preserve">PHẦN 6: 1. I used to play football.; 2. She used to live here.; 3. He did not use to smoke.; 4. I am used to getting up early.; 5. Did you get used to the job?; 6. We are used to living here.; 7. She will get used to the weather.; 8. They got used to eating late.; 9. Is he used to driving?; 10. Lan is getting used to her class.</w:t>
-      </w:r>
-    </w:p>
-    <w:p>
-      <w:r>
-        <w:rPr>
+        <w:t>PHẦN 5</w:t>
+      </w:r>
+    </w:p>
+    <w:p>
+      <w:pPr>
+        <w:spacing w:before="60" w:after="120"/>
+      </w:pPr>
+      <w:r>
+        <w:rPr>
+          <w:color w:val="000000"/>
+        </w:rPr>
+        <w:t>Câu 1: I am used to working late.</w:t>
+      </w:r>
+    </w:p>
+    <w:p>
+      <w:pPr>
+        <w:spacing w:before="60" w:after="120"/>
+      </w:pPr>
+      <w:r>
+        <w:rPr>
+          <w:color w:val="000000"/>
+        </w:rPr>
+        <w:t>Câu 2: Lan is getting used to the new schedule.</w:t>
+      </w:r>
+    </w:p>
+    <w:p>
+      <w:pPr>
+        <w:spacing w:before="60" w:after="120"/>
+      </w:pPr>
+      <w:r>
+        <w:rPr>
+          <w:color w:val="000000"/>
+        </w:rPr>
+        <w:t>Câu 3: He got used to driving on the left.</w:t>
+      </w:r>
+    </w:p>
+    <w:p>
+      <w:pPr>
+        <w:spacing w:before="60" w:after="120"/>
+      </w:pPr>
+      <w:r>
+        <w:rPr>
+          <w:color w:val="000000"/>
+        </w:rPr>
+        <w:t>Câu 4: We are not used to cold weather.</w:t>
+      </w:r>
+    </w:p>
+    <w:p>
+      <w:pPr>
+        <w:spacing w:before="60" w:after="120"/>
+      </w:pPr>
+      <w:r>
+        <w:rPr>
+          <w:color w:val="000000"/>
+        </w:rPr>
+        <w:t>Câu 5: The children will get used to the school.</w:t>
+      </w:r>
+    </w:p>
+    <w:p>
+      <w:pPr>
+        <w:spacing w:before="60" w:after="120"/>
+      </w:pPr>
+      <w:r>
+        <w:rPr>
+          <w:color w:val="000000"/>
+        </w:rPr>
+        <w:t>Câu 6: Mai is used to living alone.</w:t>
+      </w:r>
+    </w:p>
+    <w:p>
+      <w:pPr>
+        <w:spacing w:before="60" w:after="120"/>
+      </w:pPr>
+      <w:r>
+        <w:rPr>
+          <w:color w:val="000000"/>
+        </w:rPr>
+        <w:t>Câu 7: I am getting used to waking early.</w:t>
+      </w:r>
+    </w:p>
+    <w:p>
+      <w:pPr>
+        <w:spacing w:before="60" w:after="120"/>
+      </w:pPr>
+      <w:r>
+        <w:rPr>
+          <w:color w:val="000000"/>
+        </w:rPr>
+        <w:t>Câu 8: They were used to spicy food.</w:t>
+      </w:r>
+    </w:p>
+    <w:p>
+      <w:pPr>
+        <w:spacing w:before="60" w:after="120"/>
+      </w:pPr>
+      <w:r>
+        <w:rPr>
+          <w:color w:val="000000"/>
+        </w:rPr>
+        <w:t>Câu 9: Nam got used to wearing glasses.</w:t>
+      </w:r>
+    </w:p>
+    <w:p>
+      <w:pPr>
+        <w:spacing w:before="60" w:after="120"/>
+      </w:pPr>
+      <w:r>
+        <w:rPr>
+          <w:color w:val="000000"/>
+        </w:rPr>
+        <w:t>Câu 10: Are you used to the traffic?</w:t>
+      </w:r>
+    </w:p>
+    <w:p>
+      <w:pPr>
+        <w:spacing w:before="240" w:after="60"/>
+        <w:keepNext/>
+      </w:pPr>
+      <w:r>
+        <w:rPr>
+          <w:color w:val="000000"/>
           <w:b/>
         </w:rPr>
-        <w:t xml:space="preserve">PHẦN 7: 1 I used to live in Hue. 2 She did not use to like coffee. 3 Have you got used to the noise? 4 I am used to getting up early. 5 He is getting used to his new job. 6 They will get used to the weather. 7 There used to be a shop here. 8 We are not used to driving at night. 9 It took Lan a month to get used to her new class. 10 Did you use to walk to school?</w:t>
-      </w:r>
-    </w:p>
-    <w:p>
-      <w:r>
-        <w:rPr>
+        <w:t>PHẦN 6</w:t>
+      </w:r>
+    </w:p>
+    <w:p>
+      <w:pPr>
+        <w:spacing w:before="60" w:after="120"/>
+      </w:pPr>
+      <w:r>
+        <w:rPr>
+          <w:color w:val="000000"/>
+        </w:rPr>
+        <w:t>Câu 1: I used to play football.</w:t>
+      </w:r>
+    </w:p>
+    <w:p>
+      <w:pPr>
+        <w:spacing w:before="60" w:after="120"/>
+      </w:pPr>
+      <w:r>
+        <w:rPr>
+          <w:color w:val="000000"/>
+        </w:rPr>
+        <w:t>Câu 2: She used to live here.</w:t>
+      </w:r>
+    </w:p>
+    <w:p>
+      <w:pPr>
+        <w:spacing w:before="60" w:after="120"/>
+      </w:pPr>
+      <w:r>
+        <w:rPr>
+          <w:color w:val="000000"/>
+        </w:rPr>
+        <w:t>Câu 3: He did not use to smoke.</w:t>
+      </w:r>
+    </w:p>
+    <w:p>
+      <w:pPr>
+        <w:spacing w:before="60" w:after="120"/>
+      </w:pPr>
+      <w:r>
+        <w:rPr>
+          <w:color w:val="000000"/>
+        </w:rPr>
+        <w:t>Câu 4: I am used to getting up early.</w:t>
+      </w:r>
+    </w:p>
+    <w:p>
+      <w:pPr>
+        <w:spacing w:before="60" w:after="120"/>
+      </w:pPr>
+      <w:r>
+        <w:rPr>
+          <w:color w:val="000000"/>
+        </w:rPr>
+        <w:t>Câu 5: Did you get used to the job?</w:t>
+      </w:r>
+    </w:p>
+    <w:p>
+      <w:pPr>
+        <w:spacing w:before="60" w:after="120"/>
+      </w:pPr>
+      <w:r>
+        <w:rPr>
+          <w:color w:val="000000"/>
+        </w:rPr>
+        <w:t>Câu 6: We are used to living here.</w:t>
+      </w:r>
+    </w:p>
+    <w:p>
+      <w:pPr>
+        <w:spacing w:before="60" w:after="120"/>
+      </w:pPr>
+      <w:r>
+        <w:rPr>
+          <w:color w:val="000000"/>
+        </w:rPr>
+        <w:t>Câu 7: She will get used to the weather.</w:t>
+      </w:r>
+    </w:p>
+    <w:p>
+      <w:pPr>
+        <w:spacing w:before="60" w:after="120"/>
+      </w:pPr>
+      <w:r>
+        <w:rPr>
+          <w:color w:val="000000"/>
+        </w:rPr>
+        <w:t>Câu 8: They got used to eating late.</w:t>
+      </w:r>
+    </w:p>
+    <w:p>
+      <w:pPr>
+        <w:spacing w:before="60" w:after="120"/>
+      </w:pPr>
+      <w:r>
+        <w:rPr>
+          <w:color w:val="000000"/>
+        </w:rPr>
+        <w:t>Câu 9: Is he used to driving?</w:t>
+      </w:r>
+    </w:p>
+    <w:p>
+      <w:pPr>
+        <w:spacing w:before="60" w:after="120"/>
+      </w:pPr>
+      <w:r>
+        <w:rPr>
+          <w:color w:val="000000"/>
+        </w:rPr>
+        <w:t>Câu 10: Lan is getting used to her class.</w:t>
+      </w:r>
+    </w:p>
+    <w:p>
+      <w:pPr>
+        <w:spacing w:before="240" w:after="60"/>
+        <w:keepNext/>
+      </w:pPr>
+      <w:r>
+        <w:rPr>
+          <w:color w:val="000000"/>
           <w:b/>
         </w:rPr>
-        <w:t xml:space="preserve">PHẦN 8: 1 I used to play outside. 2 She did not use to be quiet. 3 Did you use to swim? 4 He is used to working late. 5 They got used to living abroad. 6 Mai is getting used to her new school. 7 We are not used to the cold. 8 You will get used to the schedule. 9 There used to be a market here. 10 Is Nam used to cooking?</w:t>
-      </w:r>
-    </w:p>
-    <w:p>
-      <w:r>
-        <w:rPr>
+        <w:t>PHẦN 7</w:t>
+      </w:r>
+    </w:p>
+    <w:p>
+      <w:pPr>
+        <w:spacing w:before="60" w:after="120"/>
+      </w:pPr>
+      <w:r>
+        <w:rPr>
+          <w:color w:val="000000"/>
+        </w:rPr>
+        <w:t>Câu 1: I used to live in Hue.</w:t>
+      </w:r>
+    </w:p>
+    <w:p>
+      <w:pPr>
+        <w:spacing w:before="60" w:after="120"/>
+      </w:pPr>
+      <w:r>
+        <w:rPr>
+          <w:color w:val="000000"/>
+        </w:rPr>
+        <w:t>Câu 2: She did not use to like coffee.</w:t>
+      </w:r>
+    </w:p>
+    <w:p>
+      <w:pPr>
+        <w:spacing w:before="60" w:after="120"/>
+      </w:pPr>
+      <w:r>
+        <w:rPr>
+          <w:color w:val="000000"/>
+        </w:rPr>
+        <w:t>Câu 3: Have you got used to the noise?</w:t>
+      </w:r>
+    </w:p>
+    <w:p>
+      <w:pPr>
+        <w:spacing w:before="60" w:after="120"/>
+      </w:pPr>
+      <w:r>
+        <w:rPr>
+          <w:color w:val="000000"/>
+        </w:rPr>
+        <w:t>Câu 4: I am used to getting up early.</w:t>
+      </w:r>
+    </w:p>
+    <w:p>
+      <w:pPr>
+        <w:spacing w:before="60" w:after="120"/>
+      </w:pPr>
+      <w:r>
+        <w:rPr>
+          <w:color w:val="000000"/>
+        </w:rPr>
+        <w:t>Câu 5: He is getting used to his new job.</w:t>
+      </w:r>
+    </w:p>
+    <w:p>
+      <w:pPr>
+        <w:spacing w:before="60" w:after="120"/>
+      </w:pPr>
+      <w:r>
+        <w:rPr>
+          <w:color w:val="000000"/>
+        </w:rPr>
+        <w:t>Câu 6: They will get used to the weather.</w:t>
+      </w:r>
+    </w:p>
+    <w:p>
+      <w:pPr>
+        <w:spacing w:before="60" w:after="120"/>
+      </w:pPr>
+      <w:r>
+        <w:rPr>
+          <w:color w:val="000000"/>
+        </w:rPr>
+        <w:t>Câu 7: There used to be a shop here.</w:t>
+      </w:r>
+    </w:p>
+    <w:p>
+      <w:pPr>
+        <w:spacing w:before="60" w:after="120"/>
+      </w:pPr>
+      <w:r>
+        <w:rPr>
+          <w:color w:val="000000"/>
+        </w:rPr>
+        <w:t>Câu 8: We are not used to driving at night.</w:t>
+      </w:r>
+    </w:p>
+    <w:p>
+      <w:pPr>
+        <w:spacing w:before="60" w:after="120"/>
+      </w:pPr>
+      <w:r>
+        <w:rPr>
+          <w:color w:val="000000"/>
+        </w:rPr>
+        <w:t>Câu 9: It took Lan a month to get used to her new class.</w:t>
+      </w:r>
+    </w:p>
+    <w:p>
+      <w:pPr>
+        <w:spacing w:before="60" w:after="120"/>
+      </w:pPr>
+      <w:r>
+        <w:rPr>
+          <w:color w:val="000000"/>
+        </w:rPr>
+        <w:t>Câu 10: Did you use to walk to school?</w:t>
+      </w:r>
+    </w:p>
+    <w:p>
+      <w:pPr>
+        <w:spacing w:before="240" w:after="60"/>
+        <w:keepNext/>
+      </w:pPr>
+      <w:r>
+        <w:rPr>
+          <w:color w:val="000000"/>
           <w:b/>
         </w:rPr>
-        <w:t xml:space="preserve">PHẦN 9: 1. In a quiet village. 2. By bicycle. 3. A computer. 4. The traffic and living in a small apartment. 5. The noise at night.</w:t>
-      </w:r>
-    </w:p>
-    <w:p>
-      <w:r>
-        <w:rPr>
+        <w:t>PHẦN 8</w:t>
+      </w:r>
+    </w:p>
+    <w:p>
+      <w:pPr>
+        <w:spacing w:before="60" w:after="120"/>
+      </w:pPr>
+      <w:r>
+        <w:rPr>
+          <w:color w:val="000000"/>
+        </w:rPr>
+        <w:t>Câu 1: I used to play outside.</w:t>
+      </w:r>
+    </w:p>
+    <w:p>
+      <w:pPr>
+        <w:spacing w:before="60" w:after="120"/>
+      </w:pPr>
+      <w:r>
+        <w:rPr>
+          <w:color w:val="000000"/>
+        </w:rPr>
+        <w:t>Câu 2: She did not use to be quiet.</w:t>
+      </w:r>
+    </w:p>
+    <w:p>
+      <w:pPr>
+        <w:spacing w:before="60" w:after="120"/>
+      </w:pPr>
+      <w:r>
+        <w:rPr>
+          <w:color w:val="000000"/>
+        </w:rPr>
+        <w:t>Câu 3: Did you use to swim?</w:t>
+      </w:r>
+    </w:p>
+    <w:p>
+      <w:pPr>
+        <w:spacing w:before="60" w:after="120"/>
+      </w:pPr>
+      <w:r>
+        <w:rPr>
+          <w:color w:val="000000"/>
+        </w:rPr>
+        <w:t>Câu 4: He is used to working late.</w:t>
+      </w:r>
+    </w:p>
+    <w:p>
+      <w:pPr>
+        <w:spacing w:before="60" w:after="120"/>
+      </w:pPr>
+      <w:r>
+        <w:rPr>
+          <w:color w:val="000000"/>
+        </w:rPr>
+        <w:t>Câu 5: They got used to living abroad.</w:t>
+      </w:r>
+    </w:p>
+    <w:p>
+      <w:pPr>
+        <w:spacing w:before="60" w:after="120"/>
+      </w:pPr>
+      <w:r>
+        <w:rPr>
+          <w:color w:val="000000"/>
+        </w:rPr>
+        <w:t>Câu 6: Mai is getting used to her new school.</w:t>
+      </w:r>
+    </w:p>
+    <w:p>
+      <w:pPr>
+        <w:spacing w:before="60" w:after="120"/>
+      </w:pPr>
+      <w:r>
+        <w:rPr>
+          <w:color w:val="000000"/>
+        </w:rPr>
+        <w:t>Câu 7: We are not used to the cold.</w:t>
+      </w:r>
+    </w:p>
+    <w:p>
+      <w:pPr>
+        <w:spacing w:before="60" w:after="120"/>
+      </w:pPr>
+      <w:r>
+        <w:rPr>
+          <w:color w:val="000000"/>
+        </w:rPr>
+        <w:t>Câu 8: You will get used to the schedule.</w:t>
+      </w:r>
+    </w:p>
+    <w:p>
+      <w:pPr>
+        <w:spacing w:before="60" w:after="120"/>
+      </w:pPr>
+      <w:r>
+        <w:rPr>
+          <w:color w:val="000000"/>
+        </w:rPr>
+        <w:t>Câu 9: There used to be a market here.</w:t>
+      </w:r>
+    </w:p>
+    <w:p>
+      <w:pPr>
+        <w:spacing w:before="60" w:after="120"/>
+      </w:pPr>
+      <w:r>
+        <w:rPr>
+          <w:color w:val="000000"/>
+        </w:rPr>
+        <w:t>Câu 10: Is Nam used to cooking?</w:t>
+      </w:r>
+    </w:p>
+    <w:p>
+      <w:pPr>
+        <w:spacing w:before="240" w:after="60"/>
+        <w:keepNext/>
+      </w:pPr>
+      <w:r>
+        <w:rPr>
+          <w:color w:val="000000"/>
           <w:b/>
         </w:rPr>
-        <w:t xml:space="preserve">BÀI VIẾT MẪU (101 từ): I used to live in a small town, where I walked to school every morning. I did not use to wake up before six because my school was nearby. Two years ago, my family moved to a large city. At first, I was not used to the heavy traffic or crowded buses. It took me several weeks to get used to leaving home early. Now I am used to traveling by bus and studying in a bigger school. I am still getting used to the noise at night, but I enjoy having more places to visit and new friends to meet.</w:t>
+        <w:t>PHẦN 9</w:t>
+      </w:r>
+    </w:p>
+    <w:p>
+      <w:pPr>
+        <w:spacing w:before="60" w:after="120"/>
+      </w:pPr>
+      <w:r>
+        <w:rPr>
+          <w:color w:val="000000"/>
+        </w:rPr>
+        <w:t>Câu 1: In a quiet village.</w:t>
+      </w:r>
+    </w:p>
+    <w:p>
+      <w:pPr>
+        <w:spacing w:before="60" w:after="120"/>
+      </w:pPr>
+      <w:r>
+        <w:rPr>
+          <w:color w:val="000000"/>
+        </w:rPr>
+        <w:t>Câu 2: By bicycle.</w:t>
+      </w:r>
+    </w:p>
+    <w:p>
+      <w:pPr>
+        <w:spacing w:before="60" w:after="120"/>
+      </w:pPr>
+      <w:r>
+        <w:rPr>
+          <w:color w:val="000000"/>
+        </w:rPr>
+        <w:t>Câu 3: A computer.</w:t>
+      </w:r>
+    </w:p>
+    <w:p>
+      <w:pPr>
+        <w:spacing w:before="60" w:after="120"/>
+      </w:pPr>
+      <w:r>
+        <w:rPr>
+          <w:color w:val="000000"/>
+        </w:rPr>
+        <w:t>Câu 4: The traffic and living in a small apartment.</w:t>
+      </w:r>
+    </w:p>
+    <w:p>
+      <w:pPr>
+        <w:spacing w:before="60" w:after="120"/>
+      </w:pPr>
+      <w:r>
+        <w:rPr>
+          <w:color w:val="000000"/>
+        </w:rPr>
+        <w:t>Câu 5: The noise at night.</w:t>
+      </w:r>
+    </w:p>
+    <w:p>
+      <w:pPr>
+        <w:spacing w:before="240" w:after="60"/>
+        <w:keepNext/>
+      </w:pPr>
+      <w:r>
+        <w:rPr>
+          <w:color w:val="000000"/>
+          <w:b/>
+        </w:rPr>
+        <w:t>PHẦN 10</w:t>
+      </w:r>
+    </w:p>
+    <w:p>
+      <w:pPr>
+        <w:spacing w:before="240" w:after="60"/>
+        <w:keepNext/>
+      </w:pPr>
+      <w:r>
+        <w:rPr>
+          <w:color w:val="000000"/>
+          <w:b/>
+        </w:rPr>
+        <w:t>Câu trả lời tham khảo</w:t>
+      </w:r>
+    </w:p>
+    <w:p>
+      <w:pPr>
+        <w:spacing w:before="0" w:after="160"/>
+      </w:pPr>
+      <w:r>
+        <w:rPr>
+          <w:color w:val="000000"/>
+        </w:rPr>
+        <w:t>BÀI VIẾT MẪU (101 từ): I used to live in a small town, where I walked to school every morning. I did not use to wake up before six because my school was nearby. Two years ago, my family moved to a large city. At first, I was not used to the heavy traffic or crowded buses. It took me several weeks to get used to leaving home early. Now I am used to traveling by bus and studying in a bigger school. I am still getting used to the noise at night, but I enjoy having more places to visit and new friends to meet.</w:t>
       </w:r>
     </w:p>
     <w:sectPr>
